--- a/docs/ACQUISITION_BRIEF.docx
+++ b/docs/ACQUISITION_BRIEF.docx
@@ -37,15 +37,12 @@
         <w:pBdr>
           <w:bottom w:val="single" w:color="1F3A5F" w:sz="10" w:space="1"/>
         </w:pBdr>
-        <w:spacing w:after="160" w:before="0"/>
-      </w:pPr>
-      <w:r>
-        <w:t xml:space="preserve"/>
-      </w:r>
+        <w:spacing w:after="180" w:before="0"/>
+      </w:pPr>
     </w:p>
     <w:tbl>
       <w:tblPr>
-        <w:tblW w:type="dxa" w:w="9360"/>
+        <w:tblW w:type="dxa" w:w="9648"/>
         <w:tblBorders>
           <w:top w:val="single" w:color="9DB2C6" w:sz="2"/>
           <w:left w:val="single" w:color="9DB2C6" w:sz="2"/>
@@ -57,76 +54,27 @@
       </w:tblPr>
       <w:tblGrid>
         <w:gridCol w:w="2200"/>
-        <w:gridCol w:w="7160"/>
+        <w:gridCol w:w="7448"/>
       </w:tblGrid>
       <w:tr>
         <w:trPr>
-          <w:tblHeader/>
+          <w:cantSplit/>
         </w:trPr>
-        <w:tc>
-          <w:tcPr>
-            <w:tcW w:type="dxa" w:w="2200"/>
-            <w:shd w:fill="1F3A5F" w:color="auto" w:val="clear"/>
-            <w:tcMar>
-              <w:top w:type="dxa" w:w="60"/>
-              <w:left w:type="dxa" w:w="120"/>
-              <w:bottom w:type="dxa" w:w="60"/>
-              <w:right w:type="dxa" w:w="120"/>
-            </w:tcMar>
-          </w:tcPr>
-          <w:p>
-            <w:r>
-              <w:rPr>
-                <w:rFonts w:ascii="Calibri" w:cs="Calibri" w:eastAsia="Calibri" w:hAnsi="Calibri"/>
-                <w:b/>
-                <w:bCs/>
-                <w:color w:val="FFFFFF"/>
-                <w:sz w:val="21"/>
-                <w:szCs w:val="21"/>
-              </w:rPr>
-              <w:t xml:space="preserve">Field</w:t>
-            </w:r>
-          </w:p>
-        </w:tc>
-        <w:tc>
-          <w:tcPr>
-            <w:tcW w:type="dxa" w:w="7160"/>
-            <w:shd w:fill="1F3A5F" w:color="auto" w:val="clear"/>
-            <w:tcMar>
-              <w:top w:type="dxa" w:w="60"/>
-              <w:left w:type="dxa" w:w="120"/>
-              <w:bottom w:type="dxa" w:w="60"/>
-              <w:right w:type="dxa" w:w="120"/>
-            </w:tcMar>
-          </w:tcPr>
-          <w:p>
-            <w:r>
-              <w:rPr>
-                <w:rFonts w:ascii="Calibri" w:cs="Calibri" w:eastAsia="Calibri" w:hAnsi="Calibri"/>
-                <w:b/>
-                <w:bCs/>
-                <w:color w:val="FFFFFF"/>
-                <w:sz w:val="21"/>
-                <w:szCs w:val="21"/>
-              </w:rPr>
-              <w:t xml:space="preserve">Detail</w:t>
-            </w:r>
-          </w:p>
-        </w:tc>
-      </w:tr>
-      <w:tr>
         <w:tc>
           <w:tcPr>
             <w:tcW w:type="dxa" w:w="2200"/>
             <w:shd w:fill="EEF2F6" w:color="auto" w:val="clear"/>
             <w:tcMar>
-              <w:top w:type="dxa" w:w="60"/>
-              <w:left w:type="dxa" w:w="120"/>
-              <w:bottom w:type="dxa" w:w="60"/>
-              <w:right w:type="dxa" w:w="120"/>
-            </w:tcMar>
-          </w:tcPr>
-          <w:p>
+              <w:top w:type="dxa" w:w="70"/>
+              <w:left w:type="dxa" w:w="130"/>
+              <w:bottom w:type="dxa" w:w="70"/>
+              <w:right w:type="dxa" w:w="130"/>
+            </w:tcMar>
+          </w:tcPr>
+          <w:p>
+            <w:pPr>
+              <w:spacing w:after="0" w:line="264"/>
+            </w:pPr>
             <w:r>
               <w:rPr>
                 <w:rFonts w:ascii="Calibri" w:cs="Calibri" w:eastAsia="Calibri" w:hAnsi="Calibri"/>
@@ -142,41 +90,52 @@
         </w:tc>
         <w:tc>
           <w:tcPr>
-            <w:tcW w:type="dxa" w:w="7160"/>
+            <w:tcW w:type="dxa" w:w="7448"/>
             <w:shd w:fill="EEF2F6" w:color="auto" w:val="clear"/>
             <w:tcMar>
-              <w:top w:type="dxa" w:w="60"/>
-              <w:left w:type="dxa" w:w="120"/>
-              <w:bottom w:type="dxa" w:w="60"/>
-              <w:right w:type="dxa" w:w="120"/>
-            </w:tcMar>
-          </w:tcPr>
-          <w:p>
-            <w:r>
-              <w:rPr>
-                <w:rFonts w:ascii="Calibri" w:cs="Calibri" w:eastAsia="Calibri" w:hAnsi="Calibri"/>
-                <w:color w:val="444444"/>
-                <w:sz w:val="20"/>
-                <w:szCs w:val="20"/>
-              </w:rPr>
-              <w:t xml:space="preserve">Takeover Hunter — subdomain-takeover detection and reporting engine</w:t>
+              <w:top w:type="dxa" w:w="70"/>
+              <w:left w:type="dxa" w:w="130"/>
+              <w:bottom w:type="dxa" w:w="70"/>
+              <w:right w:type="dxa" w:w="130"/>
+            </w:tcMar>
+          </w:tcPr>
+          <w:p>
+            <w:pPr>
+              <w:spacing w:after="0" w:line="264"/>
+            </w:pPr>
+            <w:r>
+              <w:rPr>
+                <w:rFonts w:ascii="Calibri" w:cs="Calibri" w:eastAsia="Calibri" w:hAnsi="Calibri"/>
+                <w:b w:val="false"/>
+                <w:bCs w:val="false"/>
+                <w:color w:val="404040"/>
+                <w:sz w:val="20"/>
+                <w:szCs w:val="20"/>
+              </w:rPr>
+              <w:t xml:space="preserve">Takeover Hunter, a subdomain-takeover detection and reporting engine</w:t>
             </w:r>
           </w:p>
         </w:tc>
       </w:tr>
       <w:tr>
+        <w:trPr>
+          <w:cantSplit/>
+        </w:trPr>
         <w:tc>
           <w:tcPr>
             <w:tcW w:type="dxa" w:w="2200"/>
             <w:shd w:fill="FFFFFF" w:color="auto" w:val="clear"/>
             <w:tcMar>
-              <w:top w:type="dxa" w:w="60"/>
-              <w:left w:type="dxa" w:w="120"/>
-              <w:bottom w:type="dxa" w:w="60"/>
-              <w:right w:type="dxa" w:w="120"/>
-            </w:tcMar>
-          </w:tcPr>
-          <w:p>
+              <w:top w:type="dxa" w:w="70"/>
+              <w:left w:type="dxa" w:w="130"/>
+              <w:bottom w:type="dxa" w:w="70"/>
+              <w:right w:type="dxa" w:w="130"/>
+            </w:tcMar>
+          </w:tcPr>
+          <w:p>
+            <w:pPr>
+              <w:spacing w:after="0" w:line="264"/>
+            </w:pPr>
             <w:r>
               <w:rPr>
                 <w:rFonts w:ascii="Calibri" w:cs="Calibri" w:eastAsia="Calibri" w:hAnsi="Calibri"/>
@@ -192,20 +151,25 @@
         </w:tc>
         <w:tc>
           <w:tcPr>
-            <w:tcW w:type="dxa" w:w="7160"/>
+            <w:tcW w:type="dxa" w:w="7448"/>
             <w:shd w:fill="FFFFFF" w:color="auto" w:val="clear"/>
             <w:tcMar>
-              <w:top w:type="dxa" w:w="60"/>
-              <w:left w:type="dxa" w:w="120"/>
-              <w:bottom w:type="dxa" w:w="60"/>
-              <w:right w:type="dxa" w:w="120"/>
-            </w:tcMar>
-          </w:tcPr>
-          <w:p>
-            <w:r>
-              <w:rPr>
-                <w:rFonts w:ascii="Calibri" w:cs="Calibri" w:eastAsia="Calibri" w:hAnsi="Calibri"/>
-                <w:color w:val="444444"/>
+              <w:top w:type="dxa" w:w="70"/>
+              <w:left w:type="dxa" w:w="130"/>
+              <w:bottom w:type="dxa" w:w="70"/>
+              <w:right w:type="dxa" w:w="130"/>
+            </w:tcMar>
+          </w:tcPr>
+          <w:p>
+            <w:pPr>
+              <w:spacing w:after="0" w:line="264"/>
+            </w:pPr>
+            <w:r>
+              <w:rPr>
+                <w:rFonts w:ascii="Calibri" w:cs="Calibri" w:eastAsia="Calibri" w:hAnsi="Calibri"/>
+                <w:b w:val="false"/>
+                <w:bCs w:val="false"/>
+                <w:color w:val="404040"/>
                 <w:sz w:val="20"/>
                 <w:szCs w:val="20"/>
               </w:rPr>
@@ -215,18 +179,24 @@
         </w:tc>
       </w:tr>
       <w:tr>
+        <w:trPr>
+          <w:cantSplit/>
+        </w:trPr>
         <w:tc>
           <w:tcPr>
             <w:tcW w:type="dxa" w:w="2200"/>
             <w:shd w:fill="EEF2F6" w:color="auto" w:val="clear"/>
             <w:tcMar>
-              <w:top w:type="dxa" w:w="60"/>
-              <w:left w:type="dxa" w:w="120"/>
-              <w:bottom w:type="dxa" w:w="60"/>
-              <w:right w:type="dxa" w:w="120"/>
-            </w:tcMar>
-          </w:tcPr>
-          <w:p>
+              <w:top w:type="dxa" w:w="70"/>
+              <w:left w:type="dxa" w:w="130"/>
+              <w:bottom w:type="dxa" w:w="70"/>
+              <w:right w:type="dxa" w:w="130"/>
+            </w:tcMar>
+          </w:tcPr>
+          <w:p>
+            <w:pPr>
+              <w:spacing w:after="0" w:line="264"/>
+            </w:pPr>
             <w:r>
               <w:rPr>
                 <w:rFonts w:ascii="Calibri" w:cs="Calibri" w:eastAsia="Calibri" w:hAnsi="Calibri"/>
@@ -242,41 +212,52 @@
         </w:tc>
         <w:tc>
           <w:tcPr>
-            <w:tcW w:type="dxa" w:w="7160"/>
+            <w:tcW w:type="dxa" w:w="7448"/>
             <w:shd w:fill="EEF2F6" w:color="auto" w:val="clear"/>
             <w:tcMar>
-              <w:top w:type="dxa" w:w="60"/>
-              <w:left w:type="dxa" w:w="120"/>
-              <w:bottom w:type="dxa" w:w="60"/>
-              <w:right w:type="dxa" w:w="120"/>
-            </w:tcMar>
-          </w:tcPr>
-          <w:p>
-            <w:r>
-              <w:rPr>
-                <w:rFonts w:ascii="Calibri" w:cs="Calibri" w:eastAsia="Calibri" w:hAnsi="Calibri"/>
-                <w:color w:val="444444"/>
-                <w:sz w:val="20"/>
-                <w:szCs w:val="20"/>
-              </w:rPr>
-              <w:t xml:space="preserve">14 September 2026</w:t>
+              <w:top w:type="dxa" w:w="70"/>
+              <w:left w:type="dxa" w:w="130"/>
+              <w:bottom w:type="dxa" w:w="70"/>
+              <w:right w:type="dxa" w:w="130"/>
+            </w:tcMar>
+          </w:tcPr>
+          <w:p>
+            <w:pPr>
+              <w:spacing w:after="0" w:line="264"/>
+            </w:pPr>
+            <w:r>
+              <w:rPr>
+                <w:rFonts w:ascii="Calibri" w:cs="Calibri" w:eastAsia="Calibri" w:hAnsi="Calibri"/>
+                <w:b w:val="false"/>
+                <w:bCs w:val="false"/>
+                <w:color w:val="404040"/>
+                <w:sz w:val="20"/>
+                <w:szCs w:val="20"/>
+              </w:rPr>
+              <w:t xml:space="preserve">27 September 2026</w:t>
             </w:r>
           </w:p>
         </w:tc>
       </w:tr>
       <w:tr>
+        <w:trPr>
+          <w:cantSplit/>
+        </w:trPr>
         <w:tc>
           <w:tcPr>
             <w:tcW w:type="dxa" w:w="2200"/>
             <w:shd w:fill="FFFFFF" w:color="auto" w:val="clear"/>
             <w:tcMar>
-              <w:top w:type="dxa" w:w="60"/>
-              <w:left w:type="dxa" w:w="120"/>
-              <w:bottom w:type="dxa" w:w="60"/>
-              <w:right w:type="dxa" w:w="120"/>
-            </w:tcMar>
-          </w:tcPr>
-          <w:p>
+              <w:top w:type="dxa" w:w="70"/>
+              <w:left w:type="dxa" w:w="130"/>
+              <w:bottom w:type="dxa" w:w="70"/>
+              <w:right w:type="dxa" w:w="130"/>
+            </w:tcMar>
+          </w:tcPr>
+          <w:p>
+            <w:pPr>
+              <w:spacing w:after="0" w:line="264"/>
+            </w:pPr>
             <w:r>
               <w:rPr>
                 <w:rFonts w:ascii="Calibri" w:cs="Calibri" w:eastAsia="Calibri" w:hAnsi="Calibri"/>
@@ -292,20 +273,25 @@
         </w:tc>
         <w:tc>
           <w:tcPr>
-            <w:tcW w:type="dxa" w:w="7160"/>
+            <w:tcW w:type="dxa" w:w="7448"/>
             <w:shd w:fill="FFFFFF" w:color="auto" w:val="clear"/>
             <w:tcMar>
-              <w:top w:type="dxa" w:w="60"/>
-              <w:left w:type="dxa" w:w="120"/>
-              <w:bottom w:type="dxa" w:w="60"/>
-              <w:right w:type="dxa" w:w="120"/>
-            </w:tcMar>
-          </w:tcPr>
-          <w:p>
-            <w:r>
-              <w:rPr>
-                <w:rFonts w:ascii="Calibri" w:cs="Calibri" w:eastAsia="Calibri" w:hAnsi="Calibri"/>
-                <w:color w:val="444444"/>
+              <w:top w:type="dxa" w:w="70"/>
+              <w:left w:type="dxa" w:w="130"/>
+              <w:bottom w:type="dxa" w:w="70"/>
+              <w:right w:type="dxa" w:w="130"/>
+            </w:tcMar>
+          </w:tcPr>
+          <w:p>
+            <w:pPr>
+              <w:spacing w:after="0" w:line="264"/>
+            </w:pPr>
+            <w:r>
+              <w:rPr>
+                <w:rFonts w:ascii="Calibri" w:cs="Calibri" w:eastAsia="Calibri" w:hAnsi="Calibri"/>
+                <w:b w:val="false"/>
+                <w:bCs w:val="false"/>
+                <w:color w:val="404040"/>
                 <w:sz w:val="20"/>
                 <w:szCs w:val="20"/>
               </w:rPr>
@@ -315,18 +301,24 @@
         </w:tc>
       </w:tr>
       <w:tr>
+        <w:trPr>
+          <w:cantSplit/>
+        </w:trPr>
         <w:tc>
           <w:tcPr>
             <w:tcW w:type="dxa" w:w="2200"/>
             <w:shd w:fill="EEF2F6" w:color="auto" w:val="clear"/>
             <w:tcMar>
-              <w:top w:type="dxa" w:w="60"/>
-              <w:left w:type="dxa" w:w="120"/>
-              <w:bottom w:type="dxa" w:w="60"/>
-              <w:right w:type="dxa" w:w="120"/>
-            </w:tcMar>
-          </w:tcPr>
-          <w:p>
+              <w:top w:type="dxa" w:w="70"/>
+              <w:left w:type="dxa" w:w="130"/>
+              <w:bottom w:type="dxa" w:w="70"/>
+              <w:right w:type="dxa" w:w="130"/>
+            </w:tcMar>
+          </w:tcPr>
+          <w:p>
+            <w:pPr>
+              <w:spacing w:after="0" w:line="264"/>
+            </w:pPr>
             <w:r>
               <w:rPr>
                 <w:rFonts w:ascii="Calibri" w:cs="Calibri" w:eastAsia="Calibri" w:hAnsi="Calibri"/>
@@ -342,22 +334,25 @@
         </w:tc>
         <w:tc>
           <w:tcPr>
-            <w:tcW w:type="dxa" w:w="7160"/>
+            <w:tcW w:type="dxa" w:w="7448"/>
             <w:shd w:fill="EEF2F6" w:color="auto" w:val="clear"/>
             <w:tcMar>
-              <w:top w:type="dxa" w:w="60"/>
-              <w:left w:type="dxa" w:w="120"/>
-              <w:bottom w:type="dxa" w:w="60"/>
-              <w:right w:type="dxa" w:w="120"/>
-            </w:tcMar>
-          </w:tcPr>
-          <w:p>
+              <w:top w:type="dxa" w:w="70"/>
+              <w:left w:type="dxa" w:w="130"/>
+              <w:bottom w:type="dxa" w:w="70"/>
+              <w:right w:type="dxa" w:w="130"/>
+            </w:tcMar>
+          </w:tcPr>
+          <w:p>
+            <w:pPr>
+              <w:spacing w:after="0" w:line="264"/>
+            </w:pPr>
             <w:r>
               <w:rPr>
                 <w:rFonts w:ascii="Calibri" w:cs="Calibri" w:eastAsia="Calibri" w:hAnsi="Calibri"/>
                 <w:b/>
                 <w:bCs/>
-                <w:color w:val="444444"/>
+                <w:color w:val="404040"/>
                 <w:sz w:val="20"/>
                 <w:szCs w:val="20"/>
               </w:rPr>
@@ -369,13 +364,9 @@
     </w:tbl>
     <w:p>
       <w:pPr>
-        <w:spacing w:after="120"/>
-      </w:pPr>
-    </w:p>
-    <w:p>
-      <w:pPr>
         <w:pStyle w:val="Heading1"/>
-        <w:spacing w:after="120" w:before="260"/>
+        <w:keepNext/>
+        <w:spacing w:after="120" w:before="300"/>
       </w:pPr>
       <w:r>
         <w:rPr>
@@ -383,60 +374,47 @@
           <w:b/>
           <w:bCs/>
           <w:color w:val="1F3A5F"/>
-          <w:sz w:val="27"/>
-          <w:szCs w:val="27"/>
+          <w:sz w:val="28"/>
+          <w:szCs w:val="28"/>
         </w:rPr>
         <w:t xml:space="preserve">1. Executive summary</w:t>
       </w:r>
     </w:p>
     <w:p>
       <w:pPr>
-        <w:spacing w:after="140" w:line="276"/>
-      </w:pPr>
-      <w:r>
-        <w:rPr>
-          <w:rFonts w:ascii="Calibri" w:cs="Calibri" w:eastAsia="Calibri" w:hAnsi="Calibri"/>
-          <w:color w:val="444444"/>
-          <w:sz w:val="21"/>
-          <w:szCs w:val="21"/>
-        </w:rPr>
-        <w:t xml:space="preserve">Takeover Hunter is a self-contained security tool that detects subdomain takeover vulnerabilities end to end. It enumerates a target's subdomains, triages DNS delegation, fingerprints dangling records against 26 claimable cloud providers, verifies findings to suppress false positives, and generates HackerOne and Bugcrowd-ready reports. It ships as a Flask web application with a streaming API and a terminal-style UI, plus a hardened, non-root Docker image.</w:t>
-      </w:r>
-    </w:p>
-    <w:p>
-      <w:pPr>
-        <w:spacing w:after="140" w:line="276"/>
-      </w:pPr>
-      <w:r>
-        <w:rPr>
-          <w:rFonts w:ascii="Calibri" w:cs="Calibri" w:eastAsia="Calibri" w:hAnsi="Calibri"/>
-          <w:color w:val="444444"/>
-          <w:sz w:val="21"/>
-          <w:szCs w:val="21"/>
-        </w:rPr>
-        <w:t xml:space="preserve">The 2.0 codebase is a documented, tested (139 tests) modular Python package with a fixed security posture, continuous integration, and full operator documentation. It is offered for sale as an intellectual-property asset.</w:t>
-      </w:r>
-    </w:p>
-    <w:p>
-      <w:pPr>
-        <w:pStyle w:val="Heading1"/>
-        <w:spacing w:after="120" w:before="260"/>
-      </w:pPr>
-      <w:r>
-        <w:rPr>
-          <w:rFonts w:ascii="Calibri" w:cs="Calibri" w:eastAsia="Calibri" w:hAnsi="Calibri"/>
-          <w:b/>
-          <w:bCs/>
-          <w:color w:val="1F3A5F"/>
-          <w:sz w:val="27"/>
-          <w:szCs w:val="27"/>
-        </w:rPr>
-        <w:t xml:space="preserve">2. What is included</w:t>
+        <w:spacing w:after="140" w:before="0" w:line="288"/>
+      </w:pPr>
+      <w:r>
+        <w:rPr>
+          <w:rFonts w:ascii="Calibri" w:cs="Calibri" w:eastAsia="Calibri" w:hAnsi="Calibri"/>
+          <w:b w:val="false"/>
+          <w:bCs w:val="false"/>
+          <w:color w:val="404040"/>
+          <w:sz w:val="21"/>
+          <w:szCs w:val="21"/>
+        </w:rPr>
+        <w:t xml:space="preserve">Takeover Hunter detects subdomain takeover vulnerabilities end to end. It enumerates a target's subdomains, triages DNS delegation, fingerprints dangling records against 26 claimable cloud providers, re-verifies each finding to suppress false positives, and produces HackerOne and Bugcrowd-ready reports.</w:t>
+      </w:r>
+    </w:p>
+    <w:p>
+      <w:pPr>
+        <w:spacing w:after="140" w:before="0" w:line="288"/>
+      </w:pPr>
+      <w:r>
+        <w:rPr>
+          <w:rFonts w:ascii="Calibri" w:cs="Calibri" w:eastAsia="Calibri" w:hAnsi="Calibri"/>
+          <w:b w:val="false"/>
+          <w:bCs w:val="false"/>
+          <w:color w:val="404040"/>
+          <w:sz w:val="21"/>
+          <w:szCs w:val="21"/>
+        </w:rPr>
+        <w:t xml:space="preserve">Version 2.0 is a modular, tested Python package with a hardened security model, continuous integration, a production Docker image, and full operator documentation, offered as a clean IP transfer.</w:t>
       </w:r>
     </w:p>
     <w:tbl>
       <w:tblPr>
-        <w:tblW w:type="dxa" w:w="9360"/>
+        <w:tblW w:type="dxa" w:w="9648"/>
         <w:tblBorders>
           <w:top w:val="single" w:color="9DB2C6" w:sz="2"/>
           <w:left w:val="single" w:color="9DB2C6" w:sz="2"/>
@@ -447,8 +425,8 @@
         </w:tblBorders>
       </w:tblPr>
       <w:tblGrid>
-        <w:gridCol w:w="2500"/>
-        <w:gridCol w:w="6860"/>
+        <w:gridCol w:w="2600"/>
+        <w:gridCol w:w="7048"/>
       </w:tblGrid>
       <w:tr>
         <w:trPr>
@@ -456,68 +434,80 @@
         </w:trPr>
         <w:tc>
           <w:tcPr>
-            <w:tcW w:type="dxa" w:w="2500"/>
+            <w:tcW w:type="dxa" w:w="2600"/>
             <w:shd w:fill="1F3A5F" w:color="auto" w:val="clear"/>
             <w:tcMar>
-              <w:top w:type="dxa" w:w="60"/>
-              <w:left w:type="dxa" w:w="120"/>
-              <w:bottom w:type="dxa" w:w="60"/>
-              <w:right w:type="dxa" w:w="120"/>
-            </w:tcMar>
-          </w:tcPr>
-          <w:p>
+              <w:top w:type="dxa" w:w="70"/>
+              <w:left w:type="dxa" w:w="130"/>
+              <w:bottom w:type="dxa" w:w="70"/>
+              <w:right w:type="dxa" w:w="130"/>
+            </w:tcMar>
+          </w:tcPr>
+          <w:p>
+            <w:pPr>
+              <w:spacing w:after="0" w:line="264"/>
+            </w:pPr>
             <w:r>
               <w:rPr>
                 <w:rFonts w:ascii="Calibri" w:cs="Calibri" w:eastAsia="Calibri" w:hAnsi="Calibri"/>
                 <w:b/>
                 <w:bCs/>
                 <w:color w:val="FFFFFF"/>
-                <w:sz w:val="21"/>
-                <w:szCs w:val="21"/>
-              </w:rPr>
-              <w:t xml:space="preserve">Included</w:t>
-            </w:r>
-          </w:p>
-        </w:tc>
-        <w:tc>
-          <w:tcPr>
-            <w:tcW w:type="dxa" w:w="6860"/>
+                <w:sz w:val="20"/>
+                <w:szCs w:val="20"/>
+              </w:rPr>
+              <w:t xml:space="preserve">At a glance</w:t>
+            </w:r>
+          </w:p>
+        </w:tc>
+        <w:tc>
+          <w:tcPr>
+            <w:tcW w:type="dxa" w:w="7048"/>
             <w:shd w:fill="1F3A5F" w:color="auto" w:val="clear"/>
             <w:tcMar>
-              <w:top w:type="dxa" w:w="60"/>
-              <w:left w:type="dxa" w:w="120"/>
-              <w:bottom w:type="dxa" w:w="60"/>
-              <w:right w:type="dxa" w:w="120"/>
-            </w:tcMar>
-          </w:tcPr>
-          <w:p>
+              <w:top w:type="dxa" w:w="70"/>
+              <w:left w:type="dxa" w:w="130"/>
+              <w:bottom w:type="dxa" w:w="70"/>
+              <w:right w:type="dxa" w:w="130"/>
+            </w:tcMar>
+          </w:tcPr>
+          <w:p>
+            <w:pPr>
+              <w:spacing w:after="0" w:line="264"/>
+            </w:pPr>
             <w:r>
               <w:rPr>
                 <w:rFonts w:ascii="Calibri" w:cs="Calibri" w:eastAsia="Calibri" w:hAnsi="Calibri"/>
                 <w:b/>
                 <w:bCs/>
                 <w:color w:val="FFFFFF"/>
-                <w:sz w:val="21"/>
-                <w:szCs w:val="21"/>
-              </w:rPr>
-              <w:t xml:space="preserve">Detail</w:t>
+                <w:sz w:val="20"/>
+                <w:szCs w:val="20"/>
+              </w:rPr>
+              <w:t xml:space="preserve"/>
             </w:r>
           </w:p>
         </w:tc>
       </w:tr>
       <w:tr>
-        <w:tc>
-          <w:tcPr>
-            <w:tcW w:type="dxa" w:w="2500"/>
+        <w:trPr>
+          <w:cantSplit/>
+        </w:trPr>
+        <w:tc>
+          <w:tcPr>
+            <w:tcW w:type="dxa" w:w="2600"/>
             <w:shd w:fill="EEF2F6" w:color="auto" w:val="clear"/>
             <w:tcMar>
-              <w:top w:type="dxa" w:w="60"/>
-              <w:left w:type="dxa" w:w="120"/>
-              <w:bottom w:type="dxa" w:w="60"/>
-              <w:right w:type="dxa" w:w="120"/>
-            </w:tcMar>
-          </w:tcPr>
-          <w:p>
+              <w:top w:type="dxa" w:w="70"/>
+              <w:left w:type="dxa" w:w="130"/>
+              <w:bottom w:type="dxa" w:w="70"/>
+              <w:right w:type="dxa" w:w="130"/>
+            </w:tcMar>
+          </w:tcPr>
+          <w:p>
+            <w:pPr>
+              <w:spacing w:after="0" w:line="264"/>
+            </w:pPr>
             <w:r>
               <w:rPr>
                 <w:rFonts w:ascii="Calibri" w:cs="Calibri" w:eastAsia="Calibri" w:hAnsi="Calibri"/>
@@ -527,47 +517,58 @@
                 <w:sz w:val="20"/>
                 <w:szCs w:val="20"/>
               </w:rPr>
-              <w:t xml:space="preserve">Source code</w:t>
-            </w:r>
-          </w:p>
-        </w:tc>
-        <w:tc>
-          <w:tcPr>
-            <w:tcW w:type="dxa" w:w="6860"/>
+              <w:t xml:space="preserve">Automated tests</w:t>
+            </w:r>
+          </w:p>
+        </w:tc>
+        <w:tc>
+          <w:tcPr>
+            <w:tcW w:type="dxa" w:w="7048"/>
             <w:shd w:fill="EEF2F6" w:color="auto" w:val="clear"/>
             <w:tcMar>
-              <w:top w:type="dxa" w:w="60"/>
-              <w:left w:type="dxa" w:w="120"/>
-              <w:bottom w:type="dxa" w:w="60"/>
-              <w:right w:type="dxa" w:w="120"/>
-            </w:tcMar>
-          </w:tcPr>
-          <w:p>
-            <w:r>
-              <w:rPr>
-                <w:rFonts w:ascii="Calibri" w:cs="Calibri" w:eastAsia="Calibri" w:hAnsi="Calibri"/>
-                <w:color w:val="444444"/>
-                <w:sz w:val="20"/>
-                <w:szCs w:val="20"/>
-              </w:rPr>
-              <w:t xml:space="preserve">The full takeover_hunter package (1,560 lines across 10 modules), the terminal UI (1,351 lines), and the test suite (798 lines, 139 tests).</w:t>
+              <w:top w:type="dxa" w:w="70"/>
+              <w:left w:type="dxa" w:w="130"/>
+              <w:bottom w:type="dxa" w:w="70"/>
+              <w:right w:type="dxa" w:w="130"/>
+            </w:tcMar>
+          </w:tcPr>
+          <w:p>
+            <w:pPr>
+              <w:spacing w:after="0" w:line="264"/>
+            </w:pPr>
+            <w:r>
+              <w:rPr>
+                <w:rFonts w:ascii="Calibri" w:cs="Calibri" w:eastAsia="Calibri" w:hAnsi="Calibri"/>
+                <w:b w:val="false"/>
+                <w:bCs w:val="false"/>
+                <w:color w:val="404040"/>
+                <w:sz w:val="20"/>
+                <w:szCs w:val="20"/>
+              </w:rPr>
+              <w:t xml:space="preserve">139, with 75% line coverage (97 to 100% on security-critical modules)</w:t>
             </w:r>
           </w:p>
         </w:tc>
       </w:tr>
       <w:tr>
-        <w:tc>
-          <w:tcPr>
-            <w:tcW w:type="dxa" w:w="2500"/>
+        <w:trPr>
+          <w:cantSplit/>
+        </w:trPr>
+        <w:tc>
+          <w:tcPr>
+            <w:tcW w:type="dxa" w:w="2600"/>
             <w:shd w:fill="FFFFFF" w:color="auto" w:val="clear"/>
             <w:tcMar>
-              <w:top w:type="dxa" w:w="60"/>
-              <w:left w:type="dxa" w:w="120"/>
-              <w:bottom w:type="dxa" w:w="60"/>
-              <w:right w:type="dxa" w:w="120"/>
-            </w:tcMar>
-          </w:tcPr>
-          <w:p>
+              <w:top w:type="dxa" w:w="70"/>
+              <w:left w:type="dxa" w:w="130"/>
+              <w:bottom w:type="dxa" w:w="70"/>
+              <w:right w:type="dxa" w:w="130"/>
+            </w:tcMar>
+          </w:tcPr>
+          <w:p>
+            <w:pPr>
+              <w:spacing w:after="0" w:line="264"/>
+            </w:pPr>
             <w:r>
               <w:rPr>
                 <w:rFonts w:ascii="Calibri" w:cs="Calibri" w:eastAsia="Calibri" w:hAnsi="Calibri"/>
@@ -577,47 +578,58 @@
                 <w:sz w:val="20"/>
                 <w:szCs w:val="20"/>
               </w:rPr>
-              <w:t xml:space="preserve">Documentation</w:t>
-            </w:r>
-          </w:p>
-        </w:tc>
-        <w:tc>
-          <w:tcPr>
-            <w:tcW w:type="dxa" w:w="6860"/>
+              <w:t xml:space="preserve">Detection coverage</w:t>
+            </w:r>
+          </w:p>
+        </w:tc>
+        <w:tc>
+          <w:tcPr>
+            <w:tcW w:type="dxa" w:w="7048"/>
             <w:shd w:fill="FFFFFF" w:color="auto" w:val="clear"/>
             <w:tcMar>
-              <w:top w:type="dxa" w:w="60"/>
-              <w:left w:type="dxa" w:w="120"/>
-              <w:bottom w:type="dxa" w:w="60"/>
-              <w:right w:type="dxa" w:w="120"/>
-            </w:tcMar>
-          </w:tcPr>
-          <w:p>
-            <w:r>
-              <w:rPr>
-                <w:rFonts w:ascii="Calibri" w:cs="Calibri" w:eastAsia="Calibri" w:hAnsi="Calibri"/>
-                <w:color w:val="444444"/>
-                <w:sz w:val="20"/>
-                <w:szCs w:val="20"/>
-              </w:rPr>
-              <w:t xml:space="preserve">README, architecture, API reference, deployment guide, security policy, and changelog.</w:t>
+              <w:top w:type="dxa" w:w="70"/>
+              <w:left w:type="dxa" w:w="130"/>
+              <w:bottom w:type="dxa" w:w="70"/>
+              <w:right w:type="dxa" w:w="130"/>
+            </w:tcMar>
+          </w:tcPr>
+          <w:p>
+            <w:pPr>
+              <w:spacing w:after="0" w:line="264"/>
+            </w:pPr>
+            <w:r>
+              <w:rPr>
+                <w:rFonts w:ascii="Calibri" w:cs="Calibri" w:eastAsia="Calibri" w:hAnsi="Calibri"/>
+                <w:b w:val="false"/>
+                <w:bCs w:val="false"/>
+                <w:color w:val="404040"/>
+                <w:sz w:val="20"/>
+                <w:szCs w:val="20"/>
+              </w:rPr>
+              <w:t xml:space="preserve">26 provider signatures with claimability and proof-of-concept metadata</w:t>
             </w:r>
           </w:p>
         </w:tc>
       </w:tr>
       <w:tr>
-        <w:tc>
-          <w:tcPr>
-            <w:tcW w:type="dxa" w:w="2500"/>
+        <w:trPr>
+          <w:cantSplit/>
+        </w:trPr>
+        <w:tc>
+          <w:tcPr>
+            <w:tcW w:type="dxa" w:w="2600"/>
             <w:shd w:fill="EEF2F6" w:color="auto" w:val="clear"/>
             <w:tcMar>
-              <w:top w:type="dxa" w:w="60"/>
-              <w:left w:type="dxa" w:w="120"/>
-              <w:bottom w:type="dxa" w:w="60"/>
-              <w:right w:type="dxa" w:w="120"/>
-            </w:tcMar>
-          </w:tcPr>
-          <w:p>
+              <w:top w:type="dxa" w:w="70"/>
+              <w:left w:type="dxa" w:w="130"/>
+              <w:bottom w:type="dxa" w:w="70"/>
+              <w:right w:type="dxa" w:w="130"/>
+            </w:tcMar>
+          </w:tcPr>
+          <w:p>
+            <w:pPr>
+              <w:spacing w:after="0" w:line="264"/>
+            </w:pPr>
             <w:r>
               <w:rPr>
                 <w:rFonts w:ascii="Calibri" w:cs="Calibri" w:eastAsia="Calibri" w:hAnsi="Calibri"/>
@@ -627,47 +639,58 @@
                 <w:sz w:val="20"/>
                 <w:szCs w:val="20"/>
               </w:rPr>
-              <w:t xml:space="preserve">Deployment assets</w:t>
-            </w:r>
-          </w:p>
-        </w:tc>
-        <w:tc>
-          <w:tcPr>
-            <w:tcW w:type="dxa" w:w="6860"/>
+              <w:t xml:space="preserve">Stack</w:t>
+            </w:r>
+          </w:p>
+        </w:tc>
+        <w:tc>
+          <w:tcPr>
+            <w:tcW w:type="dxa" w:w="7048"/>
             <w:shd w:fill="EEF2F6" w:color="auto" w:val="clear"/>
             <w:tcMar>
-              <w:top w:type="dxa" w:w="60"/>
-              <w:left w:type="dxa" w:w="120"/>
-              <w:bottom w:type="dxa" w:w="60"/>
-              <w:right w:type="dxa" w:w="120"/>
-            </w:tcMar>
-          </w:tcPr>
-          <w:p>
-            <w:r>
-              <w:rPr>
-                <w:rFonts w:ascii="Calibri" w:cs="Calibri" w:eastAsia="Calibri" w:hAnsi="Calibri"/>
-                <w:color w:val="444444"/>
-                <w:sz w:val="20"/>
-                <w:szCs w:val="20"/>
-              </w:rPr>
-              <w:t xml:space="preserve">Multi-stage Dockerfile, Procfile, gunicorn configuration, environment template, GitHub Actions CI.</w:t>
+              <w:top w:type="dxa" w:w="70"/>
+              <w:left w:type="dxa" w:w="130"/>
+              <w:bottom w:type="dxa" w:w="70"/>
+              <w:right w:type="dxa" w:w="130"/>
+            </w:tcMar>
+          </w:tcPr>
+          <w:p>
+            <w:pPr>
+              <w:spacing w:after="0" w:line="264"/>
+            </w:pPr>
+            <w:r>
+              <w:rPr>
+                <w:rFonts w:ascii="Calibri" w:cs="Calibri" w:eastAsia="Calibri" w:hAnsi="Calibri"/>
+                <w:b w:val="false"/>
+                <w:bCs w:val="false"/>
+                <w:color w:val="404040"/>
+                <w:sz w:val="20"/>
+                <w:szCs w:val="20"/>
+              </w:rPr>
+              <w:t xml:space="preserve">Python 3.10 to 3.13, Flask 3, gunicorn, Docker (non-root, multi-stage)</w:t>
             </w:r>
           </w:p>
         </w:tc>
       </w:tr>
       <w:tr>
-        <w:tc>
-          <w:tcPr>
-            <w:tcW w:type="dxa" w:w="2500"/>
+        <w:trPr>
+          <w:cantSplit/>
+        </w:trPr>
+        <w:tc>
+          <w:tcPr>
+            <w:tcW w:type="dxa" w:w="2600"/>
             <w:shd w:fill="FFFFFF" w:color="auto" w:val="clear"/>
             <w:tcMar>
-              <w:top w:type="dxa" w:w="60"/>
-              <w:left w:type="dxa" w:w="120"/>
-              <w:bottom w:type="dxa" w:w="60"/>
-              <w:right w:type="dxa" w:w="120"/>
-            </w:tcMar>
-          </w:tcPr>
-          <w:p>
+              <w:top w:type="dxa" w:w="70"/>
+              <w:left w:type="dxa" w:w="130"/>
+              <w:bottom w:type="dxa" w:w="70"/>
+              <w:right w:type="dxa" w:w="130"/>
+            </w:tcMar>
+          </w:tcPr>
+          <w:p>
+            <w:pPr>
+              <w:spacing w:after="0" w:line="264"/>
+            </w:pPr>
             <w:r>
               <w:rPr>
                 <w:rFonts w:ascii="Calibri" w:cs="Calibri" w:eastAsia="Calibri" w:hAnsi="Calibri"/>
@@ -677,47 +700,159 @@
                 <w:sz w:val="20"/>
                 <w:szCs w:val="20"/>
               </w:rPr>
-              <w:t xml:space="preserve">Signature database</w:t>
-            </w:r>
-          </w:p>
-        </w:tc>
-        <w:tc>
-          <w:tcPr>
-            <w:tcW w:type="dxa" w:w="6860"/>
+              <w:t xml:space="preserve">License</w:t>
+            </w:r>
+          </w:p>
+        </w:tc>
+        <w:tc>
+          <w:tcPr>
+            <w:tcW w:type="dxa" w:w="7048"/>
             <w:shd w:fill="FFFFFF" w:color="auto" w:val="clear"/>
             <w:tcMar>
-              <w:top w:type="dxa" w:w="60"/>
-              <w:left w:type="dxa" w:w="120"/>
-              <w:bottom w:type="dxa" w:w="60"/>
-              <w:right w:type="dxa" w:w="120"/>
-            </w:tcMar>
-          </w:tcPr>
-          <w:p>
-            <w:r>
-              <w:rPr>
-                <w:rFonts w:ascii="Calibri" w:cs="Calibri" w:eastAsia="Calibri" w:hAnsi="Calibri"/>
-                <w:color w:val="444444"/>
-                <w:sz w:val="20"/>
-                <w:szCs w:val="20"/>
-              </w:rPr>
-              <w:t xml:space="preserve">26 curated takeover fingerprints with claimability and proof-of-concept metadata.</w:t>
+              <w:top w:type="dxa" w:w="70"/>
+              <w:left w:type="dxa" w:w="130"/>
+              <w:bottom w:type="dxa" w:w="70"/>
+              <w:right w:type="dxa" w:w="130"/>
+            </w:tcMar>
+          </w:tcPr>
+          <w:p>
+            <w:pPr>
+              <w:spacing w:after="0" w:line="264"/>
+            </w:pPr>
+            <w:r>
+              <w:rPr>
+                <w:rFonts w:ascii="Calibri" w:cs="Calibri" w:eastAsia="Calibri" w:hAnsi="Calibri"/>
+                <w:b w:val="false"/>
+                <w:bCs w:val="false"/>
+                <w:color w:val="404040"/>
+                <w:sz w:val="20"/>
+                <w:szCs w:val="20"/>
+              </w:rPr>
+              <w:t xml:space="preserve">Proprietary (2.x), transferable by written agreement</w:t>
+            </w:r>
+          </w:p>
+        </w:tc>
+      </w:tr>
+    </w:tbl>
+    <w:p>
+      <w:pPr>
+        <w:spacing w:after="60"/>
+      </w:pPr>
+    </w:p>
+    <w:p>
+      <w:pPr>
+        <w:pStyle w:val="Heading1"/>
+        <w:keepNext/>
+        <w:spacing w:after="120" w:before="300"/>
+      </w:pPr>
+      <w:r>
+        <w:rPr>
+          <w:rFonts w:ascii="Calibri" w:cs="Calibri" w:eastAsia="Calibri" w:hAnsi="Calibri"/>
+          <w:b/>
+          <w:bCs/>
+          <w:color w:val="1F3A5F"/>
+          <w:sz w:val="28"/>
+          <w:szCs w:val="28"/>
+        </w:rPr>
+        <w:t xml:space="preserve">2. What is included</w:t>
+      </w:r>
+    </w:p>
+    <w:tbl>
+      <w:tblPr>
+        <w:tblW w:type="dxa" w:w="9648"/>
+        <w:tblBorders>
+          <w:top w:val="single" w:color="9DB2C6" w:sz="2"/>
+          <w:left w:val="single" w:color="9DB2C6" w:sz="2"/>
+          <w:bottom w:val="single" w:color="9DB2C6" w:sz="2"/>
+          <w:right w:val="single" w:color="9DB2C6" w:sz="2"/>
+          <w:insideH w:val="single" w:color="D2DBE6" w:sz="1"/>
+          <w:insideV w:val="single" w:color="D2DBE6" w:sz="1"/>
+        </w:tblBorders>
+      </w:tblPr>
+      <w:tblGrid>
+        <w:gridCol w:w="2600"/>
+        <w:gridCol w:w="7048"/>
+      </w:tblGrid>
+      <w:tr>
+        <w:trPr>
+          <w:tblHeader/>
+        </w:trPr>
+        <w:tc>
+          <w:tcPr>
+            <w:tcW w:type="dxa" w:w="2600"/>
+            <w:shd w:fill="1F3A5F" w:color="auto" w:val="clear"/>
+            <w:tcMar>
+              <w:top w:type="dxa" w:w="70"/>
+              <w:left w:type="dxa" w:w="130"/>
+              <w:bottom w:type="dxa" w:w="70"/>
+              <w:right w:type="dxa" w:w="130"/>
+            </w:tcMar>
+          </w:tcPr>
+          <w:p>
+            <w:pPr>
+              <w:spacing w:after="0" w:line="264"/>
+            </w:pPr>
+            <w:r>
+              <w:rPr>
+                <w:rFonts w:ascii="Calibri" w:cs="Calibri" w:eastAsia="Calibri" w:hAnsi="Calibri"/>
+                <w:b/>
+                <w:bCs/>
+                <w:color w:val="FFFFFF"/>
+                <w:sz w:val="20"/>
+                <w:szCs w:val="20"/>
+              </w:rPr>
+              <w:t xml:space="preserve">Included</w:t>
+            </w:r>
+          </w:p>
+        </w:tc>
+        <w:tc>
+          <w:tcPr>
+            <w:tcW w:type="dxa" w:w="7048"/>
+            <w:shd w:fill="1F3A5F" w:color="auto" w:val="clear"/>
+            <w:tcMar>
+              <w:top w:type="dxa" w:w="70"/>
+              <w:left w:type="dxa" w:w="130"/>
+              <w:bottom w:type="dxa" w:w="70"/>
+              <w:right w:type="dxa" w:w="130"/>
+            </w:tcMar>
+          </w:tcPr>
+          <w:p>
+            <w:pPr>
+              <w:spacing w:after="0" w:line="264"/>
+            </w:pPr>
+            <w:r>
+              <w:rPr>
+                <w:rFonts w:ascii="Calibri" w:cs="Calibri" w:eastAsia="Calibri" w:hAnsi="Calibri"/>
+                <w:b/>
+                <w:bCs/>
+                <w:color w:val="FFFFFF"/>
+                <w:sz w:val="20"/>
+                <w:szCs w:val="20"/>
+              </w:rPr>
+              <w:t xml:space="preserve">Detail</w:t>
             </w:r>
           </w:p>
         </w:tc>
       </w:tr>
       <w:tr>
-        <w:tc>
-          <w:tcPr>
-            <w:tcW w:type="dxa" w:w="2500"/>
+        <w:trPr>
+          <w:cantSplit/>
+        </w:trPr>
+        <w:tc>
+          <w:tcPr>
+            <w:tcW w:type="dxa" w:w="2600"/>
             <w:shd w:fill="EEF2F6" w:color="auto" w:val="clear"/>
             <w:tcMar>
-              <w:top w:type="dxa" w:w="60"/>
-              <w:left w:type="dxa" w:w="120"/>
-              <w:bottom w:type="dxa" w:w="60"/>
-              <w:right w:type="dxa" w:w="120"/>
-            </w:tcMar>
-          </w:tcPr>
-          <w:p>
+              <w:top w:type="dxa" w:w="70"/>
+              <w:left w:type="dxa" w:w="130"/>
+              <w:bottom w:type="dxa" w:w="70"/>
+              <w:right w:type="dxa" w:w="130"/>
+            </w:tcMar>
+          </w:tcPr>
+          <w:p>
+            <w:pPr>
+              <w:spacing w:after="0" w:line="264"/>
+            </w:pPr>
             <w:r>
               <w:rPr>
                 <w:rFonts w:ascii="Calibri" w:cs="Calibri" w:eastAsia="Calibri" w:hAnsi="Calibri"/>
@@ -727,47 +862,58 @@
                 <w:sz w:val="20"/>
                 <w:szCs w:val="20"/>
               </w:rPr>
-              <w:t xml:space="preserve">Brand</w:t>
-            </w:r>
-          </w:p>
-        </w:tc>
-        <w:tc>
-          <w:tcPr>
-            <w:tcW w:type="dxa" w:w="6860"/>
+              <w:t xml:space="preserve">Source code</w:t>
+            </w:r>
+          </w:p>
+        </w:tc>
+        <w:tc>
+          <w:tcPr>
+            <w:tcW w:type="dxa" w:w="7048"/>
             <w:shd w:fill="EEF2F6" w:color="auto" w:val="clear"/>
             <w:tcMar>
-              <w:top w:type="dxa" w:w="60"/>
-              <w:left w:type="dxa" w:w="120"/>
-              <w:bottom w:type="dxa" w:w="60"/>
-              <w:right w:type="dxa" w:w="120"/>
-            </w:tcMar>
-          </w:tcPr>
-          <w:p>
-            <w:r>
-              <w:rPr>
-                <w:rFonts w:ascii="Calibri" w:cs="Calibri" w:eastAsia="Calibri" w:hAnsi="Calibri"/>
-                <w:color w:val="444444"/>
-                <w:sz w:val="20"/>
-                <w:szCs w:val="20"/>
-              </w:rPr>
-              <w:t xml:space="preserve">The “Takeover Hunter” name and UI design.</w:t>
+              <w:top w:type="dxa" w:w="70"/>
+              <w:left w:type="dxa" w:w="130"/>
+              <w:bottom w:type="dxa" w:w="70"/>
+              <w:right w:type="dxa" w:w="130"/>
+            </w:tcMar>
+          </w:tcPr>
+          <w:p>
+            <w:pPr>
+              <w:spacing w:after="0" w:line="264"/>
+            </w:pPr>
+            <w:r>
+              <w:rPr>
+                <w:rFonts w:ascii="Calibri" w:cs="Calibri" w:eastAsia="Calibri" w:hAnsi="Calibri"/>
+                <w:b w:val="false"/>
+                <w:bCs w:val="false"/>
+                <w:color w:val="404040"/>
+                <w:sz w:val="20"/>
+                <w:szCs w:val="20"/>
+              </w:rPr>
+              <w:t xml:space="preserve">The takeover_hunter package (1,560 lines across 10 modules), the web UI (1,351 lines), and the test suite (798 lines, 139 tests).</w:t>
             </w:r>
           </w:p>
         </w:tc>
       </w:tr>
       <w:tr>
-        <w:tc>
-          <w:tcPr>
-            <w:tcW w:type="dxa" w:w="2500"/>
+        <w:trPr>
+          <w:cantSplit/>
+        </w:trPr>
+        <w:tc>
+          <w:tcPr>
+            <w:tcW w:type="dxa" w:w="2600"/>
             <w:shd w:fill="FFFFFF" w:color="auto" w:val="clear"/>
             <w:tcMar>
-              <w:top w:type="dxa" w:w="60"/>
-              <w:left w:type="dxa" w:w="120"/>
-              <w:bottom w:type="dxa" w:w="60"/>
-              <w:right w:type="dxa" w:w="120"/>
-            </w:tcMar>
-          </w:tcPr>
-          <w:p>
+              <w:top w:type="dxa" w:w="70"/>
+              <w:left w:type="dxa" w:w="130"/>
+              <w:bottom w:type="dxa" w:w="70"/>
+              <w:right w:type="dxa" w:w="130"/>
+            </w:tcMar>
+          </w:tcPr>
+          <w:p>
+            <w:pPr>
+              <w:spacing w:after="0" w:line="264"/>
+            </w:pPr>
             <w:r>
               <w:rPr>
                 <w:rFonts w:ascii="Calibri" w:cs="Calibri" w:eastAsia="Calibri" w:hAnsi="Calibri"/>
@@ -777,30 +923,279 @@
                 <w:sz w:val="20"/>
                 <w:szCs w:val="20"/>
               </w:rPr>
+              <w:t xml:space="preserve">Documentation</w:t>
+            </w:r>
+          </w:p>
+        </w:tc>
+        <w:tc>
+          <w:tcPr>
+            <w:tcW w:type="dxa" w:w="7048"/>
+            <w:shd w:fill="FFFFFF" w:color="auto" w:val="clear"/>
+            <w:tcMar>
+              <w:top w:type="dxa" w:w="70"/>
+              <w:left w:type="dxa" w:w="130"/>
+              <w:bottom w:type="dxa" w:w="70"/>
+              <w:right w:type="dxa" w:w="130"/>
+            </w:tcMar>
+          </w:tcPr>
+          <w:p>
+            <w:pPr>
+              <w:spacing w:after="0" w:line="264"/>
+            </w:pPr>
+            <w:r>
+              <w:rPr>
+                <w:rFonts w:ascii="Calibri" w:cs="Calibri" w:eastAsia="Calibri" w:hAnsi="Calibri"/>
+                <w:b w:val="false"/>
+                <w:bCs w:val="false"/>
+                <w:color w:val="404040"/>
+                <w:sz w:val="20"/>
+                <w:szCs w:val="20"/>
+              </w:rPr>
+              <w:t xml:space="preserve">README, architecture guide, API reference, deployment guide, security policy, and changelog.</w:t>
+            </w:r>
+          </w:p>
+        </w:tc>
+      </w:tr>
+      <w:tr>
+        <w:trPr>
+          <w:cantSplit/>
+        </w:trPr>
+        <w:tc>
+          <w:tcPr>
+            <w:tcW w:type="dxa" w:w="2600"/>
+            <w:shd w:fill="EEF2F6" w:color="auto" w:val="clear"/>
+            <w:tcMar>
+              <w:top w:type="dxa" w:w="70"/>
+              <w:left w:type="dxa" w:w="130"/>
+              <w:bottom w:type="dxa" w:w="70"/>
+              <w:right w:type="dxa" w:w="130"/>
+            </w:tcMar>
+          </w:tcPr>
+          <w:p>
+            <w:pPr>
+              <w:spacing w:after="0" w:line="264"/>
+            </w:pPr>
+            <w:r>
+              <w:rPr>
+                <w:rFonts w:ascii="Calibri" w:cs="Calibri" w:eastAsia="Calibri" w:hAnsi="Calibri"/>
+                <w:b/>
+                <w:bCs/>
+                <w:color w:val="1F3A5F"/>
+                <w:sz w:val="20"/>
+                <w:szCs w:val="20"/>
+              </w:rPr>
+              <w:t xml:space="preserve">Deployment assets</w:t>
+            </w:r>
+          </w:p>
+        </w:tc>
+        <w:tc>
+          <w:tcPr>
+            <w:tcW w:type="dxa" w:w="7048"/>
+            <w:shd w:fill="EEF2F6" w:color="auto" w:val="clear"/>
+            <w:tcMar>
+              <w:top w:type="dxa" w:w="70"/>
+              <w:left w:type="dxa" w:w="130"/>
+              <w:bottom w:type="dxa" w:w="70"/>
+              <w:right w:type="dxa" w:w="130"/>
+            </w:tcMar>
+          </w:tcPr>
+          <w:p>
+            <w:pPr>
+              <w:spacing w:after="0" w:line="264"/>
+            </w:pPr>
+            <w:r>
+              <w:rPr>
+                <w:rFonts w:ascii="Calibri" w:cs="Calibri" w:eastAsia="Calibri" w:hAnsi="Calibri"/>
+                <w:b w:val="false"/>
+                <w:bCs w:val="false"/>
+                <w:color w:val="404040"/>
+                <w:sz w:val="20"/>
+                <w:szCs w:val="20"/>
+              </w:rPr>
+              <w:t xml:space="preserve">Multi-stage Dockerfile, Procfile, gunicorn configuration, environment template, and GitHub Actions CI.</w:t>
+            </w:r>
+          </w:p>
+        </w:tc>
+      </w:tr>
+      <w:tr>
+        <w:trPr>
+          <w:cantSplit/>
+        </w:trPr>
+        <w:tc>
+          <w:tcPr>
+            <w:tcW w:type="dxa" w:w="2600"/>
+            <w:shd w:fill="FFFFFF" w:color="auto" w:val="clear"/>
+            <w:tcMar>
+              <w:top w:type="dxa" w:w="70"/>
+              <w:left w:type="dxa" w:w="130"/>
+              <w:bottom w:type="dxa" w:w="70"/>
+              <w:right w:type="dxa" w:w="130"/>
+            </w:tcMar>
+          </w:tcPr>
+          <w:p>
+            <w:pPr>
+              <w:spacing w:after="0" w:line="264"/>
+            </w:pPr>
+            <w:r>
+              <w:rPr>
+                <w:rFonts w:ascii="Calibri" w:cs="Calibri" w:eastAsia="Calibri" w:hAnsi="Calibri"/>
+                <w:b/>
+                <w:bCs/>
+                <w:color w:val="1F3A5F"/>
+                <w:sz w:val="20"/>
+                <w:szCs w:val="20"/>
+              </w:rPr>
+              <w:t xml:space="preserve">Signature database</w:t>
+            </w:r>
+          </w:p>
+        </w:tc>
+        <w:tc>
+          <w:tcPr>
+            <w:tcW w:type="dxa" w:w="7048"/>
+            <w:shd w:fill="FFFFFF" w:color="auto" w:val="clear"/>
+            <w:tcMar>
+              <w:top w:type="dxa" w:w="70"/>
+              <w:left w:type="dxa" w:w="130"/>
+              <w:bottom w:type="dxa" w:w="70"/>
+              <w:right w:type="dxa" w:w="130"/>
+            </w:tcMar>
+          </w:tcPr>
+          <w:p>
+            <w:pPr>
+              <w:spacing w:after="0" w:line="264"/>
+            </w:pPr>
+            <w:r>
+              <w:rPr>
+                <w:rFonts w:ascii="Calibri" w:cs="Calibri" w:eastAsia="Calibri" w:hAnsi="Calibri"/>
+                <w:b w:val="false"/>
+                <w:bCs w:val="false"/>
+                <w:color w:val="404040"/>
+                <w:sz w:val="20"/>
+                <w:szCs w:val="20"/>
+              </w:rPr>
+              <w:t xml:space="preserve">26 curated takeover fingerprints with claimability and proof-of-concept metadata.</w:t>
+            </w:r>
+          </w:p>
+        </w:tc>
+      </w:tr>
+      <w:tr>
+        <w:trPr>
+          <w:cantSplit/>
+        </w:trPr>
+        <w:tc>
+          <w:tcPr>
+            <w:tcW w:type="dxa" w:w="2600"/>
+            <w:shd w:fill="EEF2F6" w:color="auto" w:val="clear"/>
+            <w:tcMar>
+              <w:top w:type="dxa" w:w="70"/>
+              <w:left w:type="dxa" w:w="130"/>
+              <w:bottom w:type="dxa" w:w="70"/>
+              <w:right w:type="dxa" w:w="130"/>
+            </w:tcMar>
+          </w:tcPr>
+          <w:p>
+            <w:pPr>
+              <w:spacing w:after="0" w:line="264"/>
+            </w:pPr>
+            <w:r>
+              <w:rPr>
+                <w:rFonts w:ascii="Calibri" w:cs="Calibri" w:eastAsia="Calibri" w:hAnsi="Calibri"/>
+                <w:b/>
+                <w:bCs/>
+                <w:color w:val="1F3A5F"/>
+                <w:sz w:val="20"/>
+                <w:szCs w:val="20"/>
+              </w:rPr>
+              <w:t xml:space="preserve">Brand</w:t>
+            </w:r>
+          </w:p>
+        </w:tc>
+        <w:tc>
+          <w:tcPr>
+            <w:tcW w:type="dxa" w:w="7048"/>
+            <w:shd w:fill="EEF2F6" w:color="auto" w:val="clear"/>
+            <w:tcMar>
+              <w:top w:type="dxa" w:w="70"/>
+              <w:left w:type="dxa" w:w="130"/>
+              <w:bottom w:type="dxa" w:w="70"/>
+              <w:right w:type="dxa" w:w="130"/>
+            </w:tcMar>
+          </w:tcPr>
+          <w:p>
+            <w:pPr>
+              <w:spacing w:after="0" w:line="264"/>
+            </w:pPr>
+            <w:r>
+              <w:rPr>
+                <w:rFonts w:ascii="Calibri" w:cs="Calibri" w:eastAsia="Calibri" w:hAnsi="Calibri"/>
+                <w:b w:val="false"/>
+                <w:bCs w:val="false"/>
+                <w:color w:val="404040"/>
+                <w:sz w:val="20"/>
+                <w:szCs w:val="20"/>
+              </w:rPr>
+              <w:t xml:space="preserve">The Takeover Hunter name and UI design.</w:t>
+            </w:r>
+          </w:p>
+        </w:tc>
+      </w:tr>
+      <w:tr>
+        <w:trPr>
+          <w:cantSplit/>
+        </w:trPr>
+        <w:tc>
+          <w:tcPr>
+            <w:tcW w:type="dxa" w:w="2600"/>
+            <w:shd w:fill="FFFFFF" w:color="auto" w:val="clear"/>
+            <w:tcMar>
+              <w:top w:type="dxa" w:w="70"/>
+              <w:left w:type="dxa" w:w="130"/>
+              <w:bottom w:type="dxa" w:w="70"/>
+              <w:right w:type="dxa" w:w="130"/>
+            </w:tcMar>
+          </w:tcPr>
+          <w:p>
+            <w:pPr>
+              <w:spacing w:after="0" w:line="264"/>
+            </w:pPr>
+            <w:r>
+              <w:rPr>
+                <w:rFonts w:ascii="Calibri" w:cs="Calibri" w:eastAsia="Calibri" w:hAnsi="Calibri"/>
+                <w:b/>
+                <w:bCs/>
+                <w:color w:val="1F3A5F"/>
+                <w:sz w:val="20"/>
+                <w:szCs w:val="20"/>
+              </w:rPr>
               <w:t xml:space="preserve">IP rights</w:t>
             </w:r>
           </w:p>
         </w:tc>
         <w:tc>
           <w:tcPr>
-            <w:tcW w:type="dxa" w:w="6860"/>
+            <w:tcW w:type="dxa" w:w="7048"/>
             <w:shd w:fill="FFFFFF" w:color="auto" w:val="clear"/>
             <w:tcMar>
-              <w:top w:type="dxa" w:w="60"/>
-              <w:left w:type="dxa" w:w="120"/>
-              <w:bottom w:type="dxa" w:w="60"/>
-              <w:right w:type="dxa" w:w="120"/>
-            </w:tcMar>
-          </w:tcPr>
-          <w:p>
-            <w:r>
-              <w:rPr>
-                <w:rFonts w:ascii="Calibri" w:cs="Calibri" w:eastAsia="Calibri" w:hAnsi="Calibri"/>
-                <w:color w:val="444444"/>
-                <w:sz w:val="20"/>
-                <w:szCs w:val="20"/>
-              </w:rPr>
-              <w:t xml:space="preserve">Copyright in the 2.x codebase, conveyed by written agreement.</w:t>
+              <w:top w:type="dxa" w:w="70"/>
+              <w:left w:type="dxa" w:w="130"/>
+              <w:bottom w:type="dxa" w:w="70"/>
+              <w:right w:type="dxa" w:w="130"/>
+            </w:tcMar>
+          </w:tcPr>
+          <w:p>
+            <w:pPr>
+              <w:spacing w:after="0" w:line="264"/>
+            </w:pPr>
+            <w:r>
+              <w:rPr>
+                <w:rFonts w:ascii="Calibri" w:cs="Calibri" w:eastAsia="Calibri" w:hAnsi="Calibri"/>
+                <w:b w:val="false"/>
+                <w:bCs w:val="false"/>
+                <w:color w:val="404040"/>
+                <w:sz w:val="20"/>
+                <w:szCs w:val="20"/>
+              </w:rPr>
+              <w:t xml:space="preserve">Copyright in the 2.x codebase, assigned by written agreement.</w:t>
             </w:r>
           </w:p>
         </w:tc>
@@ -808,22 +1203,30 @@
     </w:tbl>
     <w:p>
       <w:pPr>
-        <w:spacing w:after="140" w:before="120"/>
-      </w:pPr>
-      <w:r>
-        <w:rPr>
-          <w:rFonts w:ascii="Calibri" w:cs="Calibri" w:eastAsia="Calibri" w:hAnsi="Calibri"/>
-          <w:color w:val="444444"/>
-          <w:sz w:val="21"/>
-          <w:szCs w:val="21"/>
-        </w:rPr>
-        <w:t xml:space="preserve">Available and negotiable as part of the transaction: the existing repository and its history, the live demo deployment, any associated domain, and a defined transition-support period from the author.</w:t>
+        <w:spacing w:after="60"/>
+      </w:pPr>
+    </w:p>
+    <w:p>
+      <w:pPr>
+        <w:spacing w:after="140" w:before="140" w:line="288"/>
+      </w:pPr>
+      <w:r>
+        <w:rPr>
+          <w:rFonts w:ascii="Calibri" w:cs="Calibri" w:eastAsia="Calibri" w:hAnsi="Calibri"/>
+          <w:b w:val="false"/>
+          <w:bCs w:val="false"/>
+          <w:color w:val="404040"/>
+          <w:sz w:val="21"/>
+          <w:szCs w:val="21"/>
+        </w:rPr>
+        <w:t xml:space="preserve">Negotiable as part of the transaction: the existing repository and its history, the live demo deployment, any associated domain, and a fixed transition-support period from the author.</w:t>
       </w:r>
     </w:p>
     <w:p>
       <w:pPr>
         <w:pStyle w:val="Heading1"/>
-        <w:spacing w:after="120" w:before="260"/>
+        <w:keepNext/>
+        <w:spacing w:after="120" w:before="300"/>
       </w:pPr>
       <w:r>
         <w:rPr>
@@ -831,8 +1234,8 @@
           <w:b/>
           <w:bCs/>
           <w:color w:val="1F3A5F"/>
-          <w:sz w:val="27"/>
-          <w:szCs w:val="27"/>
+          <w:sz w:val="28"/>
+          <w:szCs w:val="28"/>
         </w:rPr>
         <w:t xml:space="preserve">3. Technical overview</w:t>
       </w:r>
@@ -844,27 +1247,29 @@
           <w:ilvl w:val="0"/>
           <w:numId w:val="2"/>
         </w:numPr>
-        <w:spacing w:after="90" w:line="276"/>
+        <w:spacing w:after="100" w:line="288"/>
       </w:pPr>
       <w:r>
         <w:rPr>
           <w:rFonts w:ascii="Calibri" w:cs="Calibri" w:eastAsia="Calibri" w:hAnsi="Calibri"/>
           <w:b/>
           <w:bCs/>
-          <w:color w:val="444444"/>
-          <w:sz w:val="21"/>
-          <w:szCs w:val="21"/>
-        </w:rPr>
-        <w:t xml:space="preserve">Stack:</w:t>
-      </w:r>
-      <w:r>
-        <w:rPr>
-          <w:rFonts w:ascii="Calibri" w:cs="Calibri" w:eastAsia="Calibri" w:hAnsi="Calibri"/>
-          <w:color w:val="444444"/>
-          <w:sz w:val="21"/>
-          <w:szCs w:val="21"/>
-        </w:rPr>
-        <w:t xml:space="preserve"> Python 3.10 to 3.13, Flask 3, dnspython, requests, gunicorn. No database; stateless between requests.</w:t>
+          <w:color w:val="404040"/>
+          <w:sz w:val="21"/>
+          <w:szCs w:val="21"/>
+        </w:rPr>
+        <w:t xml:space="preserve">Architecture.</w:t>
+      </w:r>
+      <w:r>
+        <w:rPr>
+          <w:rFonts w:ascii="Calibri" w:cs="Calibri" w:eastAsia="Calibri" w:hAnsi="Calibri"/>
+          <w:b w:val="false"/>
+          <w:bCs w:val="false"/>
+          <w:color w:val="404040"/>
+          <w:sz w:val="21"/>
+          <w:szCs w:val="21"/>
+        </w:rPr>
+        <w:t xml:space="preserve"> Single-purpose modules behind a Flask application factory. Long scans run in worker threads and stream progress to the browser over Server-Sent Events. No database; the service is stateless between requests.</w:t>
       </w:r>
     </w:p>
     <w:p>
@@ -874,27 +1279,29 @@
           <w:ilvl w:val="0"/>
           <w:numId w:val="2"/>
         </w:numPr>
-        <w:spacing w:after="90" w:line="276"/>
+        <w:spacing w:after="100" w:line="288"/>
       </w:pPr>
       <w:r>
         <w:rPr>
           <w:rFonts w:ascii="Calibri" w:cs="Calibri" w:eastAsia="Calibri" w:hAnsi="Calibri"/>
           <w:b/>
           <w:bCs/>
-          <w:color w:val="444444"/>
-          <w:sz w:val="21"/>
-          <w:szCs w:val="21"/>
-        </w:rPr>
-        <w:t xml:space="preserve">Architecture:</w:t>
-      </w:r>
-      <w:r>
-        <w:rPr>
-          <w:rFonts w:ascii="Calibri" w:cs="Calibri" w:eastAsia="Calibri" w:hAnsi="Calibri"/>
-          <w:color w:val="444444"/>
-          <w:sz w:val="21"/>
-          <w:szCs w:val="21"/>
-        </w:rPr>
-        <w:t xml:space="preserve"> A single-purpose-module package behind an application factory. Long scans run in worker threads and stream progress to the browser over Server-Sent Events.</w:t>
+          <w:color w:val="404040"/>
+          <w:sz w:val="21"/>
+          <w:szCs w:val="21"/>
+        </w:rPr>
+        <w:t xml:space="preserve">Recon integration.</w:t>
+      </w:r>
+      <w:r>
+        <w:rPr>
+          <w:rFonts w:ascii="Calibri" w:cs="Calibri" w:eastAsia="Calibri" w:hAnsi="Calibri"/>
+          <w:b w:val="false"/>
+          <w:bCs w:val="false"/>
+          <w:color w:val="404040"/>
+          <w:sz w:val="21"/>
+          <w:szCs w:val="21"/>
+        </w:rPr>
+        <w:t xml:space="preserve"> Orchestrates established open-source tools (subfinder, dnsx, httpx, katana, assetfinder, waybackurls, gau) and degrades gracefully when any of them is absent.</w:t>
       </w:r>
     </w:p>
     <w:p>
@@ -904,27 +1311,29 @@
           <w:ilvl w:val="0"/>
           <w:numId w:val="2"/>
         </w:numPr>
-        <w:spacing w:after="90" w:line="276"/>
+        <w:spacing w:after="100" w:line="288"/>
       </w:pPr>
       <w:r>
         <w:rPr>
           <w:rFonts w:ascii="Calibri" w:cs="Calibri" w:eastAsia="Calibri" w:hAnsi="Calibri"/>
           <w:b/>
           <w:bCs/>
-          <w:color w:val="444444"/>
-          <w:sz w:val="21"/>
-          <w:szCs w:val="21"/>
-        </w:rPr>
-        <w:t xml:space="preserve">Recon integration:</w:t>
-      </w:r>
-      <w:r>
-        <w:rPr>
-          <w:rFonts w:ascii="Calibri" w:cs="Calibri" w:eastAsia="Calibri" w:hAnsi="Calibri"/>
-          <w:color w:val="444444"/>
-          <w:sz w:val="21"/>
-          <w:szCs w:val="21"/>
-        </w:rPr>
-        <w:t xml:space="preserve"> Orchestrates best-in-class open-source tooling (ProjectDiscovery's subfinder, dnsx, httpx, katana; tomnomnom's assetfinder and waybackurls; gau) with graceful degradation when a tool is absent.</w:t>
+          <w:color w:val="404040"/>
+          <w:sz w:val="21"/>
+          <w:szCs w:val="21"/>
+        </w:rPr>
+        <w:t xml:space="preserve">Detection logic.</w:t>
+      </w:r>
+      <w:r>
+        <w:rPr>
+          <w:rFonts w:ascii="Calibri" w:cs="Calibri" w:eastAsia="Calibri" w:hAnsi="Calibri"/>
+          <w:b w:val="false"/>
+          <w:bCs w:val="false"/>
+          <w:color w:val="404040"/>
+          <w:sz w:val="21"/>
+          <w:szCs w:val="21"/>
+        </w:rPr>
+        <w:t xml:space="preserve"> A single assessment core combines NXDOMAIN checks, provider body fingerprints, and HTTP status signals into High or Medium confidence, then a separate verification pass confirms the finding before it is marked reportable.</w:t>
       </w:r>
     </w:p>
     <w:p>
@@ -934,33 +1343,36 @@
           <w:ilvl w:val="0"/>
           <w:numId w:val="2"/>
         </w:numPr>
-        <w:spacing w:after="90" w:line="276"/>
+        <w:spacing w:after="100" w:line="288"/>
       </w:pPr>
       <w:r>
         <w:rPr>
           <w:rFonts w:ascii="Calibri" w:cs="Calibri" w:eastAsia="Calibri" w:hAnsi="Calibri"/>
           <w:b/>
           <w:bCs/>
-          <w:color w:val="444444"/>
-          <w:sz w:val="21"/>
-          <w:szCs w:val="21"/>
-        </w:rPr>
-        <w:t xml:space="preserve">Quality bar:</w:t>
-      </w:r>
-      <w:r>
-        <w:rPr>
-          <w:rFonts w:ascii="Calibri" w:cs="Calibri" w:eastAsia="Calibri" w:hAnsi="Calibri"/>
-          <w:color w:val="444444"/>
-          <w:sz w:val="21"/>
-          <w:szCs w:val="21"/>
-        </w:rPr>
-        <w:t xml:space="preserve"> 139 automated tests, 75 percent line coverage overall with the security-critical modules at 97 to 100 percent. Linted, with CI on four Python versions plus a Docker build.</w:t>
+          <w:color w:val="404040"/>
+          <w:sz w:val="21"/>
+          <w:szCs w:val="21"/>
+        </w:rPr>
+        <w:t xml:space="preserve">Quality.</w:t>
+      </w:r>
+      <w:r>
+        <w:rPr>
+          <w:rFonts w:ascii="Calibri" w:cs="Calibri" w:eastAsia="Calibri" w:hAnsi="Calibri"/>
+          <w:b w:val="false"/>
+          <w:bCs w:val="false"/>
+          <w:color w:val="404040"/>
+          <w:sz w:val="21"/>
+          <w:szCs w:val="21"/>
+        </w:rPr>
+        <w:t xml:space="preserve"> Linted, with CI running the full suite on four Python versions plus a Docker build on every push.</w:t>
       </w:r>
     </w:p>
     <w:p>
       <w:pPr>
         <w:pStyle w:val="Heading1"/>
-        <w:spacing w:after="120" w:before="260"/>
+        <w:keepNext/>
+        <w:spacing w:after="120" w:before="300"/>
       </w:pPr>
       <w:r>
         <w:rPr>
@@ -968,24 +1380,26 @@
           <w:b/>
           <w:bCs/>
           <w:color w:val="1F3A5F"/>
-          <w:sz w:val="27"/>
-          <w:szCs w:val="27"/>
+          <w:sz w:val="28"/>
+          <w:szCs w:val="28"/>
         </w:rPr>
         <w:t xml:space="preserve">4. Security posture</w:t>
       </w:r>
     </w:p>
     <w:p>
       <w:pPr>
-        <w:spacing w:after="140" w:line="276"/>
-      </w:pPr>
-      <w:r>
-        <w:rPr>
-          <w:rFonts w:ascii="Calibri" w:cs="Calibri" w:eastAsia="Calibri" w:hAnsi="Calibri"/>
-          <w:color w:val="444444"/>
-          <w:sz w:val="21"/>
-          <w:szCs w:val="21"/>
-        </w:rPr>
-        <w:t xml:space="preserve">The tool is engineered to be operated as a hosted service without becoming an attack surface:</w:t>
+        <w:spacing w:after="140" w:before="0" w:line="288"/>
+      </w:pPr>
+      <w:r>
+        <w:rPr>
+          <w:rFonts w:ascii="Calibri" w:cs="Calibri" w:eastAsia="Calibri" w:hAnsi="Calibri"/>
+          <w:b w:val="false"/>
+          <w:bCs w:val="false"/>
+          <w:color w:val="404040"/>
+          <w:sz w:val="21"/>
+          <w:szCs w:val="21"/>
+        </w:rPr>
+        <w:t xml:space="preserve">The tool is built to run as a hosted service without becoming an attack surface itself.</w:t>
       </w:r>
     </w:p>
     <w:p>
@@ -995,27 +1409,29 @@
           <w:ilvl w:val="0"/>
           <w:numId w:val="2"/>
         </w:numPr>
-        <w:spacing w:after="90" w:line="276"/>
+        <w:spacing w:after="100" w:line="288"/>
       </w:pPr>
       <w:r>
         <w:rPr>
           <w:rFonts w:ascii="Calibri" w:cs="Calibri" w:eastAsia="Calibri" w:hAnsi="Calibri"/>
           <w:b/>
           <w:bCs/>
-          <w:color w:val="444444"/>
-          <w:sz w:val="21"/>
-          <w:szCs w:val="21"/>
-        </w:rPr>
-        <w:t xml:space="preserve">Command-injection safe.</w:t>
-      </w:r>
-      <w:r>
-        <w:rPr>
-          <w:rFonts w:ascii="Calibri" w:cs="Calibri" w:eastAsia="Calibri" w:hAnsi="Calibri"/>
-          <w:color w:val="444444"/>
-          <w:sz w:val="21"/>
-          <w:szCs w:val="21"/>
-        </w:rPr>
-        <w:t xml:space="preserve"> External tools are invoked with argument lists (no shell), and every request-supplied host is validated against the RFC 1035 character set before it can reach a subprocess. An explicit regression test proves that metacharacters never reach a shell.</w:t>
+          <w:color w:val="404040"/>
+          <w:sz w:val="21"/>
+          <w:szCs w:val="21"/>
+        </w:rPr>
+        <w:t xml:space="preserve">No shell execution.</w:t>
+      </w:r>
+      <w:r>
+        <w:rPr>
+          <w:rFonts w:ascii="Calibri" w:cs="Calibri" w:eastAsia="Calibri" w:hAnsi="Calibri"/>
+          <w:b w:val="false"/>
+          <w:bCs w:val="false"/>
+          <w:color w:val="404040"/>
+          <w:sz w:val="21"/>
+          <w:szCs w:val="21"/>
+        </w:rPr>
+        <w:t xml:space="preserve"> External tools run from argument lists, and every request-supplied hostname is validated against the RFC 1035 character set before it reaches a subprocess. A regression test proves shell metacharacters are never executed.</w:t>
       </w:r>
     </w:p>
     <w:p>
@@ -1025,14 +1441,14 @@
           <w:ilvl w:val="0"/>
           <w:numId w:val="2"/>
         </w:numPr>
-        <w:spacing w:after="90" w:line="276"/>
+        <w:spacing w:after="100" w:line="288"/>
       </w:pPr>
       <w:r>
         <w:rPr>
           <w:rFonts w:ascii="Calibri" w:cs="Calibri" w:eastAsia="Calibri" w:hAnsi="Calibri"/>
           <w:b/>
           <w:bCs/>
-          <w:color w:val="444444"/>
+          <w:color w:val="404040"/>
           <w:sz w:val="21"/>
           <w:szCs w:val="21"/>
         </w:rPr>
@@ -1041,11 +1457,13 @@
       <w:r>
         <w:rPr>
           <w:rFonts w:ascii="Calibri" w:cs="Calibri" w:eastAsia="Calibri" w:hAnsi="Calibri"/>
-          <w:color w:val="444444"/>
-          <w:sz w:val="21"/>
-          <w:szCs w:val="21"/>
-        </w:rPr>
-        <w:t xml:space="preserve"> Targets that resolve to private, loopback, link-local, or reserved IP space (including the cloud-metadata endpoint) are refused before any HTTP request is made.</w:t>
+          <w:b w:val="false"/>
+          <w:bCs w:val="false"/>
+          <w:color w:val="404040"/>
+          <w:sz w:val="21"/>
+          <w:szCs w:val="21"/>
+        </w:rPr>
+        <w:t xml:space="preserve"> Targets resolving to private, loopback, link-local, or reserved address space, including cloud metadata endpoints, are refused before any HTTP request.</w:t>
       </w:r>
     </w:p>
     <w:p>
@@ -1055,27 +1473,29 @@
           <w:ilvl w:val="0"/>
           <w:numId w:val="2"/>
         </w:numPr>
-        <w:spacing w:after="90" w:line="276"/>
+        <w:spacing w:after="100" w:line="288"/>
       </w:pPr>
       <w:r>
         <w:rPr>
           <w:rFonts w:ascii="Calibri" w:cs="Calibri" w:eastAsia="Calibri" w:hAnsi="Calibri"/>
           <w:b/>
           <w:bCs/>
-          <w:color w:val="444444"/>
-          <w:sz w:val="21"/>
-          <w:szCs w:val="21"/>
-        </w:rPr>
-        <w:t xml:space="preserve">Authentication and rate limiting.</w:t>
-      </w:r>
-      <w:r>
-        <w:rPr>
-          <w:rFonts w:ascii="Calibri" w:cs="Calibri" w:eastAsia="Calibri" w:hAnsi="Calibri"/>
-          <w:color w:val="444444"/>
-          <w:sz w:val="21"/>
-          <w:szCs w:val="21"/>
-        </w:rPr>
-        <w:t xml:space="preserve"> Optional API-key authentication and per-client rate limits protect every API route.</w:t>
+          <w:color w:val="404040"/>
+          <w:sz w:val="21"/>
+          <w:szCs w:val="21"/>
+        </w:rPr>
+        <w:t xml:space="preserve">Access control.</w:t>
+      </w:r>
+      <w:r>
+        <w:rPr>
+          <w:rFonts w:ascii="Calibri" w:cs="Calibri" w:eastAsia="Calibri" w:hAnsi="Calibri"/>
+          <w:b w:val="false"/>
+          <w:bCs w:val="false"/>
+          <w:color w:val="404040"/>
+          <w:sz w:val="21"/>
+          <w:szCs w:val="21"/>
+        </w:rPr>
+        <w:t xml:space="preserve"> Optional API-key authentication with constant-time comparison, and per-client rate limiting on every API route.</w:t>
       </w:r>
     </w:p>
     <w:p>
@@ -1085,33 +1505,36 @@
           <w:ilvl w:val="0"/>
           <w:numId w:val="2"/>
         </w:numPr>
-        <w:spacing w:after="90" w:line="276"/>
+        <w:spacing w:after="100" w:line="288"/>
       </w:pPr>
       <w:r>
         <w:rPr>
           <w:rFonts w:ascii="Calibri" w:cs="Calibri" w:eastAsia="Calibri" w:hAnsi="Calibri"/>
           <w:b/>
           <w:bCs/>
-          <w:color w:val="444444"/>
-          <w:sz w:val="21"/>
-          <w:szCs w:val="21"/>
-        </w:rPr>
-        <w:t xml:space="preserve">Response hardening and workload caps</w:t>
-      </w:r>
-      <w:r>
-        <w:rPr>
-          <w:rFonts w:ascii="Calibri" w:cs="Calibri" w:eastAsia="Calibri" w:hAnsi="Calibri"/>
-          <w:color w:val="444444"/>
-          <w:sz w:val="21"/>
-          <w:szCs w:val="21"/>
-        </w:rPr>
-        <w:t xml:space="preserve"> are applied throughout.</w:t>
+          <w:color w:val="404040"/>
+          <w:sz w:val="21"/>
+          <w:szCs w:val="21"/>
+        </w:rPr>
+        <w:t xml:space="preserve">Hardening.</w:t>
+      </w:r>
+      <w:r>
+        <w:rPr>
+          <w:rFonts w:ascii="Calibri" w:cs="Calibri" w:eastAsia="Calibri" w:hAnsi="Calibri"/>
+          <w:b w:val="false"/>
+          <w:bCs w:val="false"/>
+          <w:color w:val="404040"/>
+          <w:sz w:val="21"/>
+          <w:szCs w:val="21"/>
+        </w:rPr>
+        <w:t xml:space="preserve"> Content-Security-Policy and related response headers, plus per-scan workload caps.</w:t>
       </w:r>
     </w:p>
     <w:p>
       <w:pPr>
         <w:pStyle w:val="Heading1"/>
-        <w:spacing w:after="120" w:before="260"/>
+        <w:keepNext/>
+        <w:spacing w:after="120" w:before="300"/>
       </w:pPr>
       <w:r>
         <w:rPr>
@@ -1119,24 +1542,26 @@
           <w:b/>
           <w:bCs/>
           <w:color w:val="1F3A5F"/>
-          <w:sz w:val="27"/>
-          <w:szCs w:val="27"/>
+          <w:sz w:val="28"/>
+          <w:szCs w:val="28"/>
         </w:rPr>
         <w:t xml:space="preserve">5. Intellectual-property position</w:t>
       </w:r>
     </w:p>
     <w:p>
       <w:pPr>
-        <w:spacing w:after="140" w:line="276"/>
-      </w:pPr>
-      <w:r>
-        <w:rPr>
-          <w:rFonts w:ascii="Calibri" w:cs="Calibri" w:eastAsia="Calibri" w:hAnsi="Calibri"/>
-          <w:color w:val="444444"/>
-          <w:sz w:val="21"/>
-          <w:szCs w:val="21"/>
-        </w:rPr>
-        <w:t xml:space="preserve">We disclose the IP history in full so that technical and legal review is straightforward:</w:t>
+        <w:spacing w:after="140" w:before="0" w:line="288"/>
+      </w:pPr>
+      <w:r>
+        <w:rPr>
+          <w:rFonts w:ascii="Calibri" w:cs="Calibri" w:eastAsia="Calibri" w:hAnsi="Calibri"/>
+          <w:b w:val="false"/>
+          <w:bCs w:val="false"/>
+          <w:color w:val="404040"/>
+          <w:sz w:val="21"/>
+          <w:szCs w:val="21"/>
+        </w:rPr>
+        <w:t xml:space="preserve">The IP history is disclosed in full so technical and legal review is straightforward.</w:t>
       </w:r>
     </w:p>
     <w:p>
@@ -1146,14 +1571,14 @@
           <w:ilvl w:val="0"/>
           <w:numId w:val="3"/>
         </w:numPr>
-        <w:spacing w:after="90" w:line="276"/>
+        <w:spacing w:after="100" w:line="288"/>
       </w:pPr>
       <w:r>
         <w:rPr>
           <w:rFonts w:ascii="Calibri" w:cs="Calibri" w:eastAsia="Calibri" w:hAnsi="Calibri"/>
           <w:b/>
           <w:bCs/>
-          <w:color w:val="444444"/>
+          <w:color w:val="404040"/>
           <w:sz w:val="21"/>
           <w:szCs w:val="21"/>
         </w:rPr>
@@ -1162,7 +1587,9 @@
       <w:r>
         <w:rPr>
           <w:rFonts w:ascii="Calibri" w:cs="Calibri" w:eastAsia="Calibri" w:hAnsi="Calibri"/>
-          <w:color w:val="444444"/>
+          <w:b w:val="false"/>
+          <w:bCs w:val="false"/>
+          <w:color w:val="404040"/>
           <w:sz w:val="21"/>
           <w:szCs w:val="21"/>
         </w:rPr>
@@ -1176,14 +1603,14 @@
           <w:ilvl w:val="0"/>
           <w:numId w:val="3"/>
         </w:numPr>
-        <w:spacing w:after="90" w:line="276"/>
+        <w:spacing w:after="100" w:line="288"/>
       </w:pPr>
       <w:r>
         <w:rPr>
           <w:rFonts w:ascii="Calibri" w:cs="Calibri" w:eastAsia="Calibri" w:hAnsi="Calibri"/>
           <w:b/>
           <w:bCs/>
-          <w:color w:val="444444"/>
+          <w:color w:val="404040"/>
           <w:sz w:val="21"/>
           <w:szCs w:val="21"/>
         </w:rPr>
@@ -1192,11 +1619,13 @@
       <w:r>
         <w:rPr>
           <w:rFonts w:ascii="Calibri" w:cs="Calibri" w:eastAsia="Calibri" w:hAnsi="Calibri"/>
-          <w:color w:val="444444"/>
-          <w:sz w:val="21"/>
-          <w:szCs w:val="21"/>
-        </w:rPr>
-        <w:t xml:space="preserve"> The version offered here is a near-total re-architecture (new package structure, security model, tests, and documentation), relicensed under a proprietary license going forward. It is separately ownable and transferable.</w:t>
+          <w:b w:val="false"/>
+          <w:bCs w:val="false"/>
+          <w:color w:val="404040"/>
+          <w:sz w:val="21"/>
+          <w:szCs w:val="21"/>
+        </w:rPr>
+        <w:t xml:space="preserve"> The version offered here is a near-complete re-architecture (package structure, security model, tests, and documentation) licensed as proprietary from 2.0 onward. It is separately ownable and transferable.</w:t>
       </w:r>
     </w:p>
     <w:p>
@@ -1206,23 +1635,25 @@
           <w:ilvl w:val="0"/>
           <w:numId w:val="3"/>
         </w:numPr>
-        <w:spacing w:after="90" w:line="276"/>
+        <w:spacing w:after="100" w:line="288"/>
       </w:pPr>
       <w:r>
         <w:rPr>
           <w:rFonts w:ascii="Calibri" w:cs="Calibri" w:eastAsia="Calibri" w:hAnsi="Calibri"/>
           <w:b/>
           <w:bCs/>
-          <w:color w:val="444444"/>
-          <w:sz w:val="21"/>
-          <w:szCs w:val="21"/>
-        </w:rPr>
-        <w:t xml:space="preserve">Path to clean exclusivity.</w:t>
-      </w:r>
-      <w:r>
-        <w:rPr>
-          <w:rFonts w:ascii="Calibri" w:cs="Calibri" w:eastAsia="Calibri" w:hAnsi="Calibri"/>
-          <w:color w:val="444444"/>
+          <w:color w:val="404040"/>
+          <w:sz w:val="21"/>
+          <w:szCs w:val="21"/>
+        </w:rPr>
+        <w:t xml:space="preserve">Clean path to exclusivity.</w:t>
+      </w:r>
+      <w:r>
+        <w:rPr>
+          <w:rFonts w:ascii="Calibri" w:cs="Calibri" w:eastAsia="Calibri" w:hAnsi="Calibri"/>
+          <w:b w:val="false"/>
+          <w:bCs w:val="false"/>
+          <w:color w:val="404040"/>
           <w:sz w:val="21"/>
           <w:szCs w:val="21"/>
         </w:rPr>
@@ -1236,33 +1667,36 @@
           <w:ilvl w:val="0"/>
           <w:numId w:val="3"/>
         </w:numPr>
-        <w:spacing w:after="90" w:line="276"/>
+        <w:spacing w:after="100" w:line="288"/>
       </w:pPr>
       <w:r>
         <w:rPr>
           <w:rFonts w:ascii="Calibri" w:cs="Calibri" w:eastAsia="Calibri" w:hAnsi="Calibri"/>
           <w:b/>
           <w:bCs/>
-          <w:color w:val="444444"/>
-          <w:sz w:val="21"/>
-          <w:szCs w:val="21"/>
-        </w:rPr>
-        <w:t xml:space="preserve">Dependencies are permissively licensed.</w:t>
-      </w:r>
-      <w:r>
-        <w:rPr>
-          <w:rFonts w:ascii="Calibri" w:cs="Calibri" w:eastAsia="Calibri" w:hAnsi="Calibri"/>
-          <w:color w:val="444444"/>
-          <w:sz w:val="21"/>
-          <w:szCs w:val="21"/>
-        </w:rPr>
-        <w:t xml:space="preserve"> The application invokes the recon tools as separate executables and does not embed their code.</w:t>
+          <w:color w:val="404040"/>
+          <w:sz w:val="21"/>
+          <w:szCs w:val="21"/>
+        </w:rPr>
+        <w:t xml:space="preserve">Permissive dependencies.</w:t>
+      </w:r>
+      <w:r>
+        <w:rPr>
+          <w:rFonts w:ascii="Calibri" w:cs="Calibri" w:eastAsia="Calibri" w:hAnsi="Calibri"/>
+          <w:b w:val="false"/>
+          <w:bCs w:val="false"/>
+          <w:color w:val="404040"/>
+          <w:sz w:val="21"/>
+          <w:szCs w:val="21"/>
+        </w:rPr>
+        <w:t xml:space="preserve"> The recon tools are invoked as separate executables; none of their code is embedded.</w:t>
       </w:r>
     </w:p>
     <w:p>
       <w:pPr>
         <w:pStyle w:val="Heading1"/>
-        <w:spacing w:after="120" w:before="260"/>
+        <w:keepNext/>
+        <w:spacing w:after="120" w:before="300"/>
       </w:pPr>
       <w:r>
         <w:rPr>
@@ -1270,30 +1704,33 @@
           <w:b/>
           <w:bCs/>
           <w:color w:val="1F3A5F"/>
-          <w:sz w:val="27"/>
-          <w:szCs w:val="27"/>
+          <w:sz w:val="28"/>
+          <w:szCs w:val="28"/>
         </w:rPr>
         <w:t xml:space="preserve">6. Market and positioning</w:t>
       </w:r>
     </w:p>
     <w:p>
       <w:pPr>
-        <w:spacing w:after="140" w:line="276"/>
-      </w:pPr>
-      <w:r>
-        <w:rPr>
-          <w:rFonts w:ascii="Calibri" w:cs="Calibri" w:eastAsia="Calibri" w:hAnsi="Calibri"/>
-          <w:color w:val="444444"/>
-          <w:sz w:val="21"/>
-          <w:szCs w:val="21"/>
-        </w:rPr>
-        <w:t xml:space="preserve">Subdomain takeover is a persistent, well-understood vulnerability class with an active bug-bounty market and continuous enterprise attack-surface-management demand. Takeover Hunter's niche is the complete operator workflow in a single tool: enumerate, triage, fingerprint, verify, and report, with a usable interface and a report generator, rather than a single-purpose command-line utility. Its edge is the assembled pipeline, the verification and reporting layer, and a clean, hardened, deployable web product a buyer can brand and ship.</w:t>
+        <w:spacing w:after="140" w:before="0" w:line="288"/>
+      </w:pPr>
+      <w:r>
+        <w:rPr>
+          <w:rFonts w:ascii="Calibri" w:cs="Calibri" w:eastAsia="Calibri" w:hAnsi="Calibri"/>
+          <w:b w:val="false"/>
+          <w:bCs w:val="false"/>
+          <w:color w:val="404040"/>
+          <w:sz w:val="21"/>
+          <w:szCs w:val="21"/>
+        </w:rPr>
+        <w:t xml:space="preserve">Subdomain takeover is a persistent, well-understood vulnerability class with an active bug-bounty market and steady demand from attack-surface-management programs. Most available tooling covers one step of the problem from the command line. Takeover Hunter covers the full operator workflow in one product: enumerate, triage, fingerprint, verify, and report, behind a usable interface. Its value is the assembled, verified pipeline and a clean, deployable web product a buyer can brand and ship.</w:t>
       </w:r>
     </w:p>
     <w:p>
       <w:pPr>
         <w:pStyle w:val="Heading1"/>
-        <w:spacing w:after="120" w:before="260"/>
+        <w:keepNext/>
+        <w:spacing w:after="120" w:before="300"/>
       </w:pPr>
       <w:r>
         <w:rPr>
@@ -1301,49 +1738,53 @@
           <w:b/>
           <w:bCs/>
           <w:color w:val="1F3A5F"/>
-          <w:sz w:val="27"/>
-          <w:szCs w:val="27"/>
-        </w:rPr>
-        <w:t xml:space="preserve">7. Valuation and asking price</w:t>
-      </w:r>
-    </w:p>
-    <w:p>
-      <w:pPr>
-        <w:spacing w:after="140" w:line="276"/>
+          <w:sz w:val="28"/>
+          <w:szCs w:val="28"/>
+        </w:rPr>
+        <w:t xml:space="preserve">7. Asking price</w:t>
+      </w:r>
+    </w:p>
+    <w:p>
+      <w:pPr>
+        <w:spacing w:after="140" w:before="0" w:line="288"/>
       </w:pPr>
       <w:r>
         <w:rPr>
           <w:rFonts w:ascii="Calibri" w:cs="Calibri" w:eastAsia="Calibri" w:hAnsi="Calibri"/>
           <w:b/>
           <w:bCs/>
-          <w:color w:val="444444"/>
-          <w:sz w:val="21"/>
-          <w:szCs w:val="21"/>
-        </w:rPr>
-        <w:t xml:space="preserve">Asking price: USD 12,000</w:t>
-      </w:r>
-      <w:r>
-        <w:rPr>
-          <w:rFonts w:ascii="Calibri" w:cs="Calibri" w:eastAsia="Calibri" w:hAnsi="Calibri"/>
-          <w:color w:val="444444"/>
-          <w:sz w:val="21"/>
-          <w:szCs w:val="21"/>
-        </w:rPr>
-        <w:t xml:space="preserve">, for the assets described in Section 2.</w:t>
-      </w:r>
-    </w:p>
-    <w:p>
-      <w:pPr>
-        <w:spacing w:after="140" w:line="276"/>
-      </w:pPr>
-      <w:r>
-        <w:rPr>
-          <w:rFonts w:ascii="Calibri" w:cs="Calibri" w:eastAsia="Calibri" w:hAnsi="Calibri"/>
-          <w:color w:val="444444"/>
-          <w:sz w:val="21"/>
-          <w:szCs w:val="21"/>
-        </w:rPr>
-        <w:t xml:space="preserve">The price reflects a clean, immediate transaction for a hardened, tested, documented, and deployable proprietary asset. Value drivers:</w:t>
+          <w:color w:val="404040"/>
+          <w:sz w:val="21"/>
+          <w:szCs w:val="21"/>
+        </w:rPr>
+        <w:t xml:space="preserve">USD 12,000</w:t>
+      </w:r>
+      <w:r>
+        <w:rPr>
+          <w:rFonts w:ascii="Calibri" w:cs="Calibri" w:eastAsia="Calibri" w:hAnsi="Calibri"/>
+          <w:b w:val="false"/>
+          <w:bCs w:val="false"/>
+          <w:color w:val="404040"/>
+          <w:sz w:val="21"/>
+          <w:szCs w:val="21"/>
+        </w:rPr>
+        <w:t xml:space="preserve"> for the assets listed in Section 2.</w:t>
+      </w:r>
+    </w:p>
+    <w:p>
+      <w:pPr>
+        <w:spacing w:after="140" w:before="0" w:line="288"/>
+      </w:pPr>
+      <w:r>
+        <w:rPr>
+          <w:rFonts w:ascii="Calibri" w:cs="Calibri" w:eastAsia="Calibri" w:hAnsi="Calibri"/>
+          <w:b w:val="false"/>
+          <w:bCs w:val="false"/>
+          <w:color w:val="404040"/>
+          <w:sz w:val="21"/>
+          <w:szCs w:val="21"/>
+        </w:rPr>
+        <w:t xml:space="preserve">The price reflects a hardened, tested, documented, and deployable proprietary asset that can change hands quickly:</w:t>
       </w:r>
     </w:p>
     <w:p>
@@ -1353,16 +1794,18 @@
           <w:ilvl w:val="0"/>
           <w:numId w:val="2"/>
         </w:numPr>
-        <w:spacing w:after="90" w:line="276"/>
-      </w:pPr>
-      <w:r>
-        <w:rPr>
-          <w:rFonts w:ascii="Calibri" w:cs="Calibri" w:eastAsia="Calibri" w:hAnsi="Calibri"/>
-          <w:color w:val="444444"/>
-          <w:sz w:val="21"/>
-          <w:szCs w:val="21"/>
-        </w:rPr>
-        <w:t xml:space="preserve">A complete, working detection-to-report pipeline with a 26-provider signature engine and a polished UI, rather than a script a buyer would have to assemble and productize.</w:t>
+        <w:spacing w:after="100" w:line="288"/>
+      </w:pPr>
+      <w:r>
+        <w:rPr>
+          <w:rFonts w:ascii="Calibri" w:cs="Calibri" w:eastAsia="Calibri" w:hAnsi="Calibri"/>
+          <w:b w:val="false"/>
+          <w:bCs w:val="false"/>
+          <w:color w:val="404040"/>
+          <w:sz w:val="21"/>
+          <w:szCs w:val="21"/>
+        </w:rPr>
+        <w:t xml:space="preserve">A working detection-to-report pipeline with a 26-provider signature engine and a finished UI, rather than scripts a buyer would need to assemble and productize.</w:t>
       </w:r>
     </w:p>
     <w:p>
@@ -1372,16 +1815,18 @@
           <w:ilvl w:val="0"/>
           <w:numId w:val="2"/>
         </w:numPr>
-        <w:spacing w:after="90" w:line="276"/>
-      </w:pPr>
-      <w:r>
-        <w:rPr>
-          <w:rFonts w:ascii="Calibri" w:cs="Calibri" w:eastAsia="Calibri" w:hAnsi="Calibri"/>
-          <w:color w:val="444444"/>
-          <w:sz w:val="21"/>
-          <w:szCs w:val="21"/>
-        </w:rPr>
-        <w:t xml:space="preserve">A fixed security posture that passes technical due diligence, backed by 139 automated tests and CI.</w:t>
+        <w:spacing w:after="100" w:line="288"/>
+      </w:pPr>
+      <w:r>
+        <w:rPr>
+          <w:rFonts w:ascii="Calibri" w:cs="Calibri" w:eastAsia="Calibri" w:hAnsi="Calibri"/>
+          <w:b w:val="false"/>
+          <w:bCs w:val="false"/>
+          <w:color w:val="404040"/>
+          <w:sz w:val="21"/>
+          <w:szCs w:val="21"/>
+        </w:rPr>
+        <w:t xml:space="preserve">A security posture that passes technical due diligence, backed by 139 automated tests and CI.</w:t>
       </w:r>
     </w:p>
     <w:p>
@@ -1391,16 +1836,18 @@
           <w:ilvl w:val="0"/>
           <w:numId w:val="2"/>
         </w:numPr>
-        <w:spacing w:after="90" w:line="276"/>
-      </w:pPr>
-      <w:r>
-        <w:rPr>
-          <w:rFonts w:ascii="Calibri" w:cs="Calibri" w:eastAsia="Calibri" w:hAnsi="Calibri"/>
-          <w:color w:val="444444"/>
-          <w:sz w:val="21"/>
-          <w:szCs w:val="21"/>
-        </w:rPr>
-        <w:t xml:space="preserve">Full documentation and deployment assets that remove onboarding and integration cost.</w:t>
+        <w:spacing w:after="100" w:line="288"/>
+      </w:pPr>
+      <w:r>
+        <w:rPr>
+          <w:rFonts w:ascii="Calibri" w:cs="Calibri" w:eastAsia="Calibri" w:hAnsi="Calibri"/>
+          <w:b w:val="false"/>
+          <w:bCs w:val="false"/>
+          <w:color w:val="404040"/>
+          <w:sz w:val="21"/>
+          <w:szCs w:val="21"/>
+        </w:rPr>
+        <w:t xml:space="preserve">Documentation and deployment assets that remove onboarding and integration cost.</w:t>
       </w:r>
     </w:p>
     <w:p>
@@ -1410,12 +1857,14 @@
           <w:ilvl w:val="0"/>
           <w:numId w:val="2"/>
         </w:numPr>
-        <w:spacing w:after="90" w:line="276"/>
-      </w:pPr>
-      <w:r>
-        <w:rPr>
-          <w:rFonts w:ascii="Calibri" w:cs="Calibri" w:eastAsia="Calibri" w:hAnsi="Calibri"/>
-          <w:color w:val="444444"/>
+        <w:spacing w:after="100" w:line="288"/>
+      </w:pPr>
+      <w:r>
+        <w:rPr>
+          <w:rFonts w:ascii="Calibri" w:cs="Calibri" w:eastAsia="Calibri" w:hAnsi="Calibri"/>
+          <w:b w:val="false"/>
+          <w:bCs w:val="false"/>
+          <w:color w:val="404040"/>
           <w:sz w:val="21"/>
           <w:szCs w:val="21"/>
         </w:rPr>
@@ -1424,36 +1873,41 @@
     </w:p>
     <w:p>
       <w:pPr>
-        <w:spacing w:after="120" w:before="120"/>
-      </w:pPr>
-      <w:r>
-        <w:rPr>
-          <w:rFonts w:ascii="Calibri" w:cs="Calibri" w:eastAsia="Calibri" w:hAnsi="Calibri"/>
-          <w:color w:val="444444"/>
-          <w:sz w:val="21"/>
-          <w:szCs w:val="21"/>
-        </w:rPr>
-        <w:t xml:space="preserve">For a strategic acquirer — an attack-surface-management vendor, a security-tooling company, or a bug-bounty platform folding the product into an existing offering — standalone comparables for an asset of this maturity run to approximately USD 20,000. The USD 12,000 ask is positioned for a fast, clean transfer.</w:t>
-      </w:r>
-    </w:p>
-    <w:p>
-      <w:pPr>
-        <w:spacing w:after="140" w:line="276"/>
-      </w:pPr>
-      <w:r>
-        <w:rPr>
-          <w:rFonts w:ascii="Calibri" w:cs="Calibri" w:eastAsia="Calibri" w:hAnsi="Calibri"/>
-          <w:color w:val="444444"/>
-          <w:sz w:val="21"/>
-          <w:szCs w:val="21"/>
-        </w:rPr>
-        <w:t xml:space="preserve">Offers and structure proposals are welcome.</w:t>
+        <w:spacing w:after="140" w:before="120" w:line="288"/>
+      </w:pPr>
+      <w:r>
+        <w:rPr>
+          <w:rFonts w:ascii="Calibri" w:cs="Calibri" w:eastAsia="Calibri" w:hAnsi="Calibri"/>
+          <w:b w:val="false"/>
+          <w:bCs w:val="false"/>
+          <w:color w:val="404040"/>
+          <w:sz w:val="21"/>
+          <w:szCs w:val="21"/>
+        </w:rPr>
+        <w:t xml:space="preserve">For an acquirer that already sells attack-surface management, security tooling, or bug-bounty services, the asset slots into an existing product and customer base with no rebuild, so its value to that buyer exceeds its standalone code value. The asking price is set for a fast, clean transfer.</w:t>
+      </w:r>
+    </w:p>
+    <w:p>
+      <w:pPr>
+        <w:spacing w:after="140" w:before="0" w:line="288"/>
+      </w:pPr>
+      <w:r>
+        <w:rPr>
+          <w:rFonts w:ascii="Calibri" w:cs="Calibri" w:eastAsia="Calibri" w:hAnsi="Calibri"/>
+          <w:b w:val="false"/>
+          <w:bCs w:val="false"/>
+          <w:color w:val="404040"/>
+          <w:sz w:val="21"/>
+          <w:szCs w:val="21"/>
+        </w:rPr>
+        <w:t xml:space="preserve">Offers and alternative deal structures are welcome.</w:t>
       </w:r>
     </w:p>
     <w:p>
       <w:pPr>
         <w:pStyle w:val="Heading1"/>
-        <w:spacing w:after="120" w:before="260"/>
+        <w:keepNext/>
+        <w:spacing w:after="120" w:before="300"/>
       </w:pPr>
       <w:r>
         <w:rPr>
@@ -1461,10 +1915,10 @@
           <w:b/>
           <w:bCs/>
           <w:color w:val="1F3A5F"/>
-          <w:sz w:val="27"/>
-          <w:szCs w:val="27"/>
-        </w:rPr>
-        <w:t xml:space="preserve">8. Growth levers (roadmap the buyer inherits)</w:t>
+          <w:sz w:val="28"/>
+          <w:szCs w:val="28"/>
+        </w:rPr>
+        <w:t xml:space="preserve">8. Growth levers for the buyer</w:t>
       </w:r>
     </w:p>
     <w:p>
@@ -1474,14 +1928,14 @@
           <w:ilvl w:val="0"/>
           <w:numId w:val="4"/>
         </w:numPr>
-        <w:spacing w:after="90" w:line="276"/>
+        <w:spacing w:after="100" w:line="288"/>
       </w:pPr>
       <w:r>
         <w:rPr>
           <w:rFonts w:ascii="Calibri" w:cs="Calibri" w:eastAsia="Calibri" w:hAnsi="Calibri"/>
           <w:b/>
           <w:bCs/>
-          <w:color w:val="444444"/>
+          <w:color w:val="404040"/>
           <w:sz w:val="21"/>
           <w:szCs w:val="21"/>
         </w:rPr>
@@ -1490,11 +1944,13 @@
       <w:r>
         <w:rPr>
           <w:rFonts w:ascii="Calibri" w:cs="Calibri" w:eastAsia="Calibri" w:hAnsi="Calibri"/>
-          <w:color w:val="444444"/>
-          <w:sz w:val="21"/>
-          <w:szCs w:val="21"/>
-        </w:rPr>
-        <w:t xml:space="preserve"> Add accounts, API keys (the authentication layer already exists), and a metered or subscription tier.</w:t>
+          <w:b w:val="false"/>
+          <w:bCs w:val="false"/>
+          <w:color w:val="404040"/>
+          <w:sz w:val="21"/>
+          <w:szCs w:val="21"/>
+        </w:rPr>
+        <w:t xml:space="preserve"> Add user accounts and a metered or subscription tier. The API-key layer is already in place.</w:t>
       </w:r>
     </w:p>
     <w:p>
@@ -1504,14 +1960,14 @@
           <w:ilvl w:val="0"/>
           <w:numId w:val="4"/>
         </w:numPr>
-        <w:spacing w:after="90" w:line="276"/>
+        <w:spacing w:after="100" w:line="288"/>
       </w:pPr>
       <w:r>
         <w:rPr>
           <w:rFonts w:ascii="Calibri" w:cs="Calibri" w:eastAsia="Calibri" w:hAnsi="Calibri"/>
           <w:b/>
           <w:bCs/>
-          <w:color w:val="444444"/>
+          <w:color w:val="404040"/>
           <w:sz w:val="21"/>
           <w:szCs w:val="21"/>
         </w:rPr>
@@ -1520,11 +1976,13 @@
       <w:r>
         <w:rPr>
           <w:rFonts w:ascii="Calibri" w:cs="Calibri" w:eastAsia="Calibri" w:hAnsi="Calibri"/>
-          <w:color w:val="444444"/>
-          <w:sz w:val="21"/>
-          <w:szCs w:val="21"/>
-        </w:rPr>
-        <w:t xml:space="preserve"> Expand the fingerprint database toward the full public signature set, add automated claim-verification, and add continuous monitoring with diff alerts.</w:t>
+          <w:b w:val="false"/>
+          <w:bCs w:val="false"/>
+          <w:color w:val="404040"/>
+          <w:sz w:val="21"/>
+          <w:szCs w:val="21"/>
+        </w:rPr>
+        <w:t xml:space="preserve"> Extend the signature set, add automated claim verification, and add scheduled re-scans with change alerts.</w:t>
       </w:r>
     </w:p>
     <w:p>
@@ -1534,27 +1992,29 @@
           <w:ilvl w:val="0"/>
           <w:numId w:val="4"/>
         </w:numPr>
-        <w:spacing w:after="90" w:line="276"/>
+        <w:spacing w:after="100" w:line="288"/>
       </w:pPr>
       <w:r>
         <w:rPr>
           <w:rFonts w:ascii="Calibri" w:cs="Calibri" w:eastAsia="Calibri" w:hAnsi="Calibri"/>
           <w:b/>
           <w:bCs/>
-          <w:color w:val="444444"/>
-          <w:sz w:val="21"/>
-          <w:szCs w:val="21"/>
-        </w:rPr>
-        <w:t xml:space="preserve">Scale-out readiness.</w:t>
-      </w:r>
-      <w:r>
-        <w:rPr>
-          <w:rFonts w:ascii="Calibri" w:cs="Calibri" w:eastAsia="Calibri" w:hAnsi="Calibri"/>
-          <w:color w:val="444444"/>
-          <w:sz w:val="21"/>
-          <w:szCs w:val="21"/>
-        </w:rPr>
-        <w:t xml:space="preserve"> Back the rate limiter with a shared store and add a job queue for very large scans; both are localized changes.</w:t>
+          <w:color w:val="404040"/>
+          <w:sz w:val="21"/>
+          <w:szCs w:val="21"/>
+        </w:rPr>
+        <w:t xml:space="preserve">Scale out.</w:t>
+      </w:r>
+      <w:r>
+        <w:rPr>
+          <w:rFonts w:ascii="Calibri" w:cs="Calibri" w:eastAsia="Calibri" w:hAnsi="Calibri"/>
+          <w:b w:val="false"/>
+          <w:bCs w:val="false"/>
+          <w:color w:val="404040"/>
+          <w:sz w:val="21"/>
+          <w:szCs w:val="21"/>
+        </w:rPr>
+        <w:t xml:space="preserve"> Move rate limiting to a shared store and add a job queue for very large scans. Both are contained changes.</w:t>
       </w:r>
     </w:p>
     <w:p>
@@ -1564,27 +2024,29 @@
           <w:ilvl w:val="0"/>
           <w:numId w:val="4"/>
         </w:numPr>
-        <w:spacing w:after="90" w:line="276"/>
+        <w:spacing w:after="100" w:line="288"/>
       </w:pPr>
       <w:r>
         <w:rPr>
           <w:rFonts w:ascii="Calibri" w:cs="Calibri" w:eastAsia="Calibri" w:hAnsi="Calibri"/>
           <w:b/>
           <w:bCs/>
-          <w:color w:val="444444"/>
-          <w:sz w:val="21"/>
-          <w:szCs w:val="21"/>
-        </w:rPr>
-        <w:t xml:space="preserve">Integrations.</w:t>
-      </w:r>
-      <w:r>
-        <w:rPr>
-          <w:rFonts w:ascii="Calibri" w:cs="Calibri" w:eastAsia="Calibri" w:hAnsi="Calibri"/>
-          <w:color w:val="444444"/>
-          <w:sz w:val="21"/>
-          <w:szCs w:val="21"/>
-        </w:rPr>
-        <w:t xml:space="preserve"> HackerOne and Bugcrowd submission APIs, Slack and webhook alerts, and CSV/JSON export.</w:t>
+          <w:color w:val="404040"/>
+          <w:sz w:val="21"/>
+          <w:szCs w:val="21"/>
+        </w:rPr>
+        <w:t xml:space="preserve">Integrate.</w:t>
+      </w:r>
+      <w:r>
+        <w:rPr>
+          <w:rFonts w:ascii="Calibri" w:cs="Calibri" w:eastAsia="Calibri" w:hAnsi="Calibri"/>
+          <w:b w:val="false"/>
+          <w:bCs w:val="false"/>
+          <w:color w:val="404040"/>
+          <w:sz w:val="21"/>
+          <w:szCs w:val="21"/>
+        </w:rPr>
+        <w:t xml:space="preserve"> HackerOne and Bugcrowd submission, Slack and webhook alerts, and CSV or JSON export.</w:t>
       </w:r>
     </w:p>
     <w:p>
@@ -1594,33 +2056,36 @@
           <w:ilvl w:val="0"/>
           <w:numId w:val="4"/>
         </w:numPr>
-        <w:spacing w:after="90" w:line="276"/>
+        <w:spacing w:after="100" w:line="288"/>
       </w:pPr>
       <w:r>
         <w:rPr>
           <w:rFonts w:ascii="Calibri" w:cs="Calibri" w:eastAsia="Calibri" w:hAnsi="Calibri"/>
           <w:b/>
           <w:bCs/>
-          <w:color w:val="444444"/>
-          <w:sz w:val="21"/>
-          <w:szCs w:val="21"/>
-        </w:rPr>
-        <w:t xml:space="preserve">Distribution.</w:t>
-      </w:r>
-      <w:r>
-        <w:rPr>
-          <w:rFonts w:ascii="Calibri" w:cs="Calibri" w:eastAsia="Calibri" w:hAnsi="Calibri"/>
-          <w:color w:val="444444"/>
-          <w:sz w:val="21"/>
-          <w:szCs w:val="21"/>
-        </w:rPr>
-        <w:t xml:space="preserve"> A hosted free tier as a funnel, plus a CLI package.</w:t>
+          <w:color w:val="404040"/>
+          <w:sz w:val="21"/>
+          <w:szCs w:val="21"/>
+        </w:rPr>
+        <w:t xml:space="preserve">Distribute.</w:t>
+      </w:r>
+      <w:r>
+        <w:rPr>
+          <w:rFonts w:ascii="Calibri" w:cs="Calibri" w:eastAsia="Calibri" w:hAnsi="Calibri"/>
+          <w:b w:val="false"/>
+          <w:bCs w:val="false"/>
+          <w:color w:val="404040"/>
+          <w:sz w:val="21"/>
+          <w:szCs w:val="21"/>
+        </w:rPr>
+        <w:t xml:space="preserve"> A hosted free tier as an acquisition funnel, plus a command-line package.</w:t>
       </w:r>
     </w:p>
     <w:p>
       <w:pPr>
         <w:pStyle w:val="Heading1"/>
-        <w:spacing w:after="120" w:before="260"/>
+        <w:keepNext/>
+        <w:spacing w:after="120" w:before="300"/>
       </w:pPr>
       <w:r>
         <w:rPr>
@@ -1628,8 +2093,8 @@
           <w:b/>
           <w:bCs/>
           <w:color w:val="1F3A5F"/>
-          <w:sz w:val="27"/>
-          <w:szCs w:val="27"/>
+          <w:sz w:val="28"/>
+          <w:szCs w:val="28"/>
         </w:rPr>
         <w:t xml:space="preserve">9. Risks and disclosures</w:t>
       </w:r>
@@ -1641,16 +2106,18 @@
           <w:ilvl w:val="0"/>
           <w:numId w:val="2"/>
         </w:numPr>
-        <w:spacing w:after="90" w:line="276"/>
-      </w:pPr>
-      <w:r>
-        <w:rPr>
-          <w:rFonts w:ascii="Calibri" w:cs="Calibri" w:eastAsia="Calibri" w:hAnsi="Calibri"/>
-          <w:color w:val="444444"/>
-          <w:sz w:val="21"/>
-          <w:szCs w:val="21"/>
-        </w:rPr>
-        <w:t xml:space="preserve">No revenue or user base is included in the asking price.</w:t>
+        <w:spacing w:after="100" w:line="288"/>
+      </w:pPr>
+      <w:r>
+        <w:rPr>
+          <w:rFonts w:ascii="Calibri" w:cs="Calibri" w:eastAsia="Calibri" w:hAnsi="Calibri"/>
+          <w:b w:val="false"/>
+          <w:bCs w:val="false"/>
+          <w:color w:val="404040"/>
+          <w:sz w:val="21"/>
+          <w:szCs w:val="21"/>
+        </w:rPr>
+        <w:t xml:space="preserve">No revenue or user base is included in the sale.</w:t>
       </w:r>
     </w:p>
     <w:p>
@@ -1660,16 +2127,18 @@
           <w:ilvl w:val="0"/>
           <w:numId w:val="2"/>
         </w:numPr>
-        <w:spacing w:after="90" w:line="276"/>
-      </w:pPr>
-      <w:r>
-        <w:rPr>
-          <w:rFonts w:ascii="Calibri" w:cs="Calibri" w:eastAsia="Calibri" w:hAnsi="Calibri"/>
-          <w:color w:val="444444"/>
-          <w:sz w:val="21"/>
-          <w:szCs w:val="21"/>
-        </w:rPr>
-        <w:t xml:space="preserve">Version 1.x was previously published under MIT, as disclosed in Section 5.</w:t>
+        <w:spacing w:after="100" w:line="288"/>
+      </w:pPr>
+      <w:r>
+        <w:rPr>
+          <w:rFonts w:ascii="Calibri" w:cs="Calibri" w:eastAsia="Calibri" w:hAnsi="Calibri"/>
+          <w:b w:val="false"/>
+          <w:bCs w:val="false"/>
+          <w:color w:val="404040"/>
+          <w:sz w:val="21"/>
+          <w:szCs w:val="21"/>
+        </w:rPr>
+        <w:t xml:space="preserve">Version 1.x was previously published under MIT, as set out in Section 5.</w:t>
       </w:r>
     </w:p>
     <w:p>
@@ -1679,16 +2148,18 @@
           <w:ilvl w:val="0"/>
           <w:numId w:val="2"/>
         </w:numPr>
-        <w:spacing w:after="90" w:line="276"/>
-      </w:pPr>
-      <w:r>
-        <w:rPr>
-          <w:rFonts w:ascii="Calibri" w:cs="Calibri" w:eastAsia="Calibri" w:hAnsi="Calibri"/>
-          <w:color w:val="444444"/>
-          <w:sz w:val="21"/>
-          <w:szCs w:val="21"/>
-        </w:rPr>
-        <w:t xml:space="preserve">Enumeration breadth depends on external open-source recon tools; the core detection logic is original, the discovery inputs are third-party.</w:t>
+        <w:spacing w:after="100" w:line="288"/>
+      </w:pPr>
+      <w:r>
+        <w:rPr>
+          <w:rFonts w:ascii="Calibri" w:cs="Calibri" w:eastAsia="Calibri" w:hAnsi="Calibri"/>
+          <w:b w:val="false"/>
+          <w:bCs w:val="false"/>
+          <w:color w:val="404040"/>
+          <w:sz w:val="21"/>
+          <w:szCs w:val="21"/>
+        </w:rPr>
+        <w:t xml:space="preserve">Enumeration breadth depends on third-party open-source recon tools. The assessment, verification, and reporting logic is original.</w:t>
       </w:r>
     </w:p>
     <w:p>
@@ -1698,22 +2169,25 @@
           <w:ilvl w:val="0"/>
           <w:numId w:val="2"/>
         </w:numPr>
-        <w:spacing w:after="90" w:line="276"/>
-      </w:pPr>
-      <w:r>
-        <w:rPr>
-          <w:rFonts w:ascii="Calibri" w:cs="Calibri" w:eastAsia="Calibri" w:hAnsi="Calibri"/>
-          <w:color w:val="444444"/>
-          <w:sz w:val="21"/>
-          <w:szCs w:val="21"/>
-        </w:rPr>
-        <w:t xml:space="preserve">The tool performs active scanning; the buyer assumes responsibility for authorized-use enforcement.</w:t>
+        <w:spacing w:after="100" w:line="288"/>
+      </w:pPr>
+      <w:r>
+        <w:rPr>
+          <w:rFonts w:ascii="Calibri" w:cs="Calibri" w:eastAsia="Calibri" w:hAnsi="Calibri"/>
+          <w:b w:val="false"/>
+          <w:bCs w:val="false"/>
+          <w:color w:val="404040"/>
+          <w:sz w:val="21"/>
+          <w:szCs w:val="21"/>
+        </w:rPr>
+        <w:t xml:space="preserve">The tool performs active scanning. The buyer is responsible for enforcing authorized use.</w:t>
       </w:r>
     </w:p>
     <w:p>
       <w:pPr>
         <w:pStyle w:val="Heading1"/>
-        <w:spacing w:after="120" w:before="260"/>
+        <w:keepNext/>
+        <w:spacing w:after="120" w:before="300"/>
       </w:pPr>
       <w:r>
         <w:rPr>
@@ -1721,10 +2195,10 @@
           <w:b/>
           <w:bCs/>
           <w:color w:val="1F3A5F"/>
-          <w:sz w:val="27"/>
-          <w:szCs w:val="27"/>
-        </w:rPr>
-        <w:t xml:space="preserve">10. Transaction and next steps</w:t>
+          <w:sz w:val="28"/>
+          <w:szCs w:val="28"/>
+        </w:rPr>
+        <w:t xml:space="preserve">10. Transaction process</w:t>
       </w:r>
     </w:p>
     <w:p>
@@ -1734,16 +2208,18 @@
           <w:ilvl w:val="0"/>
           <w:numId w:val="5"/>
         </w:numPr>
-        <w:spacing w:after="90" w:line="276"/>
-      </w:pPr>
-      <w:r>
-        <w:rPr>
-          <w:rFonts w:ascii="Calibri" w:cs="Calibri" w:eastAsia="Calibri" w:hAnsi="Calibri"/>
-          <w:color w:val="444444"/>
-          <w:sz w:val="21"/>
-          <w:szCs w:val="21"/>
-        </w:rPr>
-        <w:t xml:space="preserve">The buyer evaluates under a proprietary evaluation license (repository access or a packaged snapshot).</w:t>
+        <w:spacing w:after="100" w:line="288"/>
+      </w:pPr>
+      <w:r>
+        <w:rPr>
+          <w:rFonts w:ascii="Calibri" w:cs="Calibri" w:eastAsia="Calibri" w:hAnsi="Calibri"/>
+          <w:b w:val="false"/>
+          <w:bCs w:val="false"/>
+          <w:color w:val="404040"/>
+          <w:sz w:val="21"/>
+          <w:szCs w:val="21"/>
+        </w:rPr>
+        <w:t xml:space="preserve">The buyer evaluates the asset under a proprietary evaluation license, via repository access or a packaged snapshot.</w:t>
       </w:r>
     </w:p>
     <w:p>
@@ -1753,12 +2229,14 @@
           <w:ilvl w:val="0"/>
           <w:numId w:val="5"/>
         </w:numPr>
-        <w:spacing w:after="90" w:line="276"/>
-      </w:pPr>
-      <w:r>
-        <w:rPr>
-          <w:rFonts w:ascii="Calibri" w:cs="Calibri" w:eastAsia="Calibri" w:hAnsi="Calibri"/>
-          <w:color w:val="444444"/>
+        <w:spacing w:after="100" w:line="288"/>
+      </w:pPr>
+      <w:r>
+        <w:rPr>
+          <w:rFonts w:ascii="Calibri" w:cs="Calibri" w:eastAsia="Calibri" w:hAnsi="Calibri"/>
+          <w:b w:val="false"/>
+          <w:bCs w:val="false"/>
+          <w:color w:val="404040"/>
           <w:sz w:val="21"/>
           <w:szCs w:val="21"/>
         </w:rPr>
@@ -1772,16 +2250,18 @@
           <w:ilvl w:val="0"/>
           <w:numId w:val="5"/>
         </w:numPr>
-        <w:spacing w:after="90" w:line="276"/>
-      </w:pPr>
-      <w:r>
-        <w:rPr>
-          <w:rFonts w:ascii="Calibri" w:cs="Calibri" w:eastAsia="Calibri" w:hAnsi="Calibri"/>
-          <w:color w:val="444444"/>
-          <w:sz w:val="21"/>
-          <w:szCs w:val="21"/>
-        </w:rPr>
-        <w:t xml:space="preserve">An asset-purchase or exclusive-license agreement assigns the 2.x copyright and brand; the repository is transferred private and deployment assets are handed over.</w:t>
+        <w:spacing w:after="100" w:line="288"/>
+      </w:pPr>
+      <w:r>
+        <w:rPr>
+          <w:rFonts w:ascii="Calibri" w:cs="Calibri" w:eastAsia="Calibri" w:hAnsi="Calibri"/>
+          <w:b w:val="false"/>
+          <w:bCs w:val="false"/>
+          <w:color w:val="404040"/>
+          <w:sz w:val="21"/>
+          <w:szCs w:val="21"/>
+        </w:rPr>
+        <w:t xml:space="preserve">An asset-purchase or exclusive-license agreement assigns the 2.x copyright and brand. The repository is transferred privately and deployment assets are handed over.</w:t>
       </w:r>
     </w:p>
     <w:p>
@@ -1791,16 +2271,18 @@
           <w:ilvl w:val="0"/>
           <w:numId w:val="5"/>
         </w:numPr>
-        <w:spacing w:after="90" w:line="276"/>
-      </w:pPr>
-      <w:r>
-        <w:rPr>
-          <w:rFonts w:ascii="Calibri" w:cs="Calibri" w:eastAsia="Calibri" w:hAnsi="Calibri"/>
-          <w:color w:val="444444"/>
-          <w:sz w:val="21"/>
-          <w:szCs w:val="21"/>
-        </w:rPr>
-        <w:t xml:space="preserve">Optional transition support from the author for a defined period.</w:t>
+        <w:spacing w:after="100" w:line="288"/>
+      </w:pPr>
+      <w:r>
+        <w:rPr>
+          <w:rFonts w:ascii="Calibri" w:cs="Calibri" w:eastAsia="Calibri" w:hAnsi="Calibri"/>
+          <w:b w:val="false"/>
+          <w:bCs w:val="false"/>
+          <w:color w:val="404040"/>
+          <w:sz w:val="21"/>
+          <w:szCs w:val="21"/>
+        </w:rPr>
+        <w:t xml:space="preserve">Optional transition support from the author for an agreed period.</w:t>
       </w:r>
     </w:p>
     <w:p>
@@ -1808,32 +2290,29 @@
         <w:pBdr>
           <w:bottom w:val="single" w:color="9DB2C6" w:sz="6" w:space="1"/>
         </w:pBdr>
-        <w:spacing w:after="100" w:before="200"/>
-      </w:pPr>
-      <w:r>
-        <w:t xml:space="preserve"/>
-      </w:r>
-    </w:p>
-    <w:p>
-      <w:pPr>
-        <w:spacing w:after="0"/>
+        <w:spacing w:after="100" w:before="240"/>
+      </w:pPr>
+    </w:p>
+    <w:p>
+      <w:pPr>
+        <w:spacing w:after="0" w:line="264"/>
       </w:pPr>
       <w:r>
         <w:rPr>
           <w:rFonts w:ascii="Calibri" w:cs="Calibri" w:eastAsia="Calibri" w:hAnsi="Calibri"/>
           <w:i/>
           <w:iCs/>
-          <w:color w:val="7A7A7A"/>
-          <w:sz w:val="18"/>
-          <w:szCs w:val="18"/>
-        </w:rPr>
-        <w:t xml:space="preserve">This brief is an informational summary, not a warranty or an offer. Figures are the seller's good-faith estimates. Buyers should conduct independent technical and legal due diligence, and both parties should use counsel to paper the transfer.</w:t>
+          <w:color w:val="8A8A8A"/>
+          <w:sz w:val="17"/>
+          <w:szCs w:val="17"/>
+        </w:rPr>
+        <w:t xml:space="preserve">This brief is an informational summary, not a warranty or an offer. Figures are the seller's good-faith statements. Buyers should carry out independent technical and legal due diligence, and both parties should use counsel to document the transfer.</w:t>
       </w:r>
     </w:p>
     <w:sectPr>
       <w:footerReference w:type="default" r:id="rId7"/>
       <w:pgSz w:w="12240" w:h="15840" w:orient="portrait"/>
-      <w:pgMar w:top="1440" w:right="1440" w:bottom="1440" w:left="1440" w:header="708" w:footer="708" w:gutter="0"/>
+      <w:pgMar w:top="1296" w:right="1296" w:bottom="1296" w:left="1296" w:header="708" w:footer="708" w:gutter="0"/>
       <w:pgNumType/>
       <w:docGrid w:linePitch="360"/>
     </w:sectPr>
@@ -1890,17 +2369,17 @@
         <w:top w:val="single" w:color="9DB2C6" w:sz="4" w:space="6"/>
       </w:pBdr>
       <w:tabs>
-        <w:tab w:val="right" w:pos="9360"/>
+        <w:tab w:val="right" w:pos="9648"/>
       </w:tabs>
     </w:pPr>
     <w:r>
       <w:rPr>
         <w:rFonts w:ascii="Calibri" w:cs="Calibri" w:eastAsia="Calibri" w:hAnsi="Calibri"/>
-        <w:color w:val="9A9A9A"/>
+        <w:color w:val="8A8A8A"/>
         <w:sz w:val="16"/>
         <w:szCs w:val="16"/>
       </w:rPr>
-      <w:t xml:space="preserve">Takeover Hunter — Acquisition Brief · Confidential</w:t>
+      <w:t xml:space="preserve">Takeover Hunter · Acquisition Brief · Confidential</w:t>
     </w:r>
     <w:r>
       <w:rPr>
@@ -1912,7 +2391,7 @@
     <w:r>
       <w:rPr>
         <w:rFonts w:ascii="Calibri" w:cs="Calibri" w:eastAsia="Calibri" w:hAnsi="Calibri"/>
-        <w:color w:val="9A9A9A"/>
+        <w:color w:val="8A8A8A"/>
         <w:sz w:val="16"/>
         <w:szCs w:val="16"/>
       </w:rPr>
@@ -2062,8 +2541,11 @@
       <w:lvlText w:val="•"/>
       <w:lvlJc w:val="left"/>
       <w:pPr>
-        <w:ind w:left="460" w:hanging="260"/>
-      </w:pPr>
+        <w:ind w:left="480" w:hanging="280"/>
+      </w:pPr>
+      <w:rPr>
+        <w:color w:val="2E6B8F"/>
+      </w:rPr>
     </w:lvl>
   </w:abstractNum>
   <w:abstractNum w:abstractNumId="3" w15:restartNumberingAfterBreak="0">
@@ -2074,8 +2556,13 @@
       <w:lvlText w:val="%1."/>
       <w:lvlJc w:val="left"/>
       <w:pPr>
-        <w:ind w:left="460" w:hanging="260"/>
-      </w:pPr>
+        <w:ind w:left="480" w:hanging="280"/>
+      </w:pPr>
+      <w:rPr>
+        <w:b/>
+        <w:bCs/>
+        <w:color w:val="1F3A5F"/>
+      </w:rPr>
     </w:lvl>
   </w:abstractNum>
   <w:abstractNum w:abstractNumId="4" w15:restartNumberingAfterBreak="0">
@@ -2086,8 +2573,13 @@
       <w:lvlText w:val="%1."/>
       <w:lvlJc w:val="left"/>
       <w:pPr>
-        <w:ind w:left="460" w:hanging="260"/>
-      </w:pPr>
+        <w:ind w:left="480" w:hanging="280"/>
+      </w:pPr>
+      <w:rPr>
+        <w:b/>
+        <w:bCs/>
+        <w:color w:val="1F3A5F"/>
+      </w:rPr>
     </w:lvl>
   </w:abstractNum>
   <w:abstractNum w:abstractNumId="5" w15:restartNumberingAfterBreak="0">
@@ -2098,8 +2590,13 @@
       <w:lvlText w:val="%1."/>
       <w:lvlJc w:val="left"/>
       <w:pPr>
-        <w:ind w:left="460" w:hanging="260"/>
-      </w:pPr>
+        <w:ind w:left="480" w:hanging="280"/>
+      </w:pPr>
+      <w:rPr>
+        <w:b/>
+        <w:bCs/>
+        <w:color w:val="1F3A5F"/>
+      </w:rPr>
     </w:lvl>
   </w:abstractNum>
   <w:num w:numId="1">
